--- a/FILES/VISION TECH INTERNATIONAL - WEBSITE COPY.docx
+++ b/FILES/VISION TECH INTERNATIONAL - WEBSITE COPY.docx
@@ -5,7 +5,7 @@
     <w:p>
       <w:pPr>
         <w:spacing w:before="100" w:beforeAutospacing="1" w:after="100" w:afterAutospacing="1" w:line="240" w:lineRule="auto"/>
-        <w:outlineLvl w:val="0"/>
+        <w:outlineLvl w:val="1"/>
         <w:rPr>
           <w:rFonts w:ascii="Times New Roman" w:eastAsia="Times New Roman" w:hAnsi="Times New Roman" w:cs="Times New Roman"/>
           <w:b/>
@@ -20,3438 +20,13 @@
           <w:rFonts w:ascii="Times New Roman" w:eastAsia="Times New Roman" w:hAnsi="Times New Roman" w:cs="Times New Roman"/>
           <w:b/>
           <w:bCs/>
-          <w:kern w:val="36"/>
-          <w:sz w:val="48"/>
-          <w:szCs w:val="48"/>
-        </w:rPr>
-        <w:t>VISION TECH INTERNATIONAL – FULL WEBSITE COPY (FINAL VERSION)</w:t>
-      </w:r>
-    </w:p>
-    <w:p>
-      <w:pPr>
-        <w:spacing w:after="0" w:line="240" w:lineRule="auto"/>
-        <w:rPr>
-          <w:rFonts w:ascii="Times New Roman" w:eastAsia="Times New Roman" w:hAnsi="Times New Roman" w:cs="Times New Roman"/>
-          <w:sz w:val="24"/>
-          <w:szCs w:val="24"/>
-        </w:rPr>
-      </w:pPr>
-      <w:r>
-        <w:rPr>
-          <w:rFonts w:ascii="Times New Roman" w:eastAsia="Times New Roman" w:hAnsi="Times New Roman" w:cs="Times New Roman"/>
-          <w:sz w:val="24"/>
-          <w:szCs w:val="24"/>
-        </w:rPr>
-        <w:pict>
-          <v:rect id="_x0000_i1082" style="width:0;height:1.5pt" o:hralign="center" o:hrstd="t" o:hr="t" fillcolor="#a0a0a0" stroked="f"/>
-        </w:pict>
-      </w:r>
-    </w:p>
-    <w:p>
-      <w:pPr>
-        <w:spacing w:before="100" w:beforeAutospacing="1" w:after="100" w:afterAutospacing="1" w:line="240" w:lineRule="auto"/>
-        <w:outlineLvl w:val="0"/>
-        <w:rPr>
-          <w:rFonts w:ascii="Times New Roman" w:eastAsia="Times New Roman" w:hAnsi="Times New Roman" w:cs="Times New Roman"/>
-          <w:b/>
-          <w:bCs/>
-          <w:kern w:val="36"/>
-          <w:sz w:val="48"/>
-          <w:szCs w:val="48"/>
-        </w:rPr>
-      </w:pPr>
-      <w:r>
-        <w:rPr>
-          <w:rFonts w:ascii="Times New Roman" w:eastAsia="Times New Roman" w:hAnsi="Times New Roman" w:cs="Times New Roman"/>
-          <w:b/>
-          <w:bCs/>
-          <w:kern w:val="36"/>
-          <w:sz w:val="48"/>
-          <w:szCs w:val="48"/>
-        </w:rPr>
-        <w:t>1. HOME</w:t>
-      </w:r>
-    </w:p>
-    <w:p>
-      <w:pPr>
-        <w:spacing w:before="100" w:beforeAutospacing="1" w:after="100" w:afterAutospacing="1" w:line="240" w:lineRule="auto"/>
-        <w:outlineLvl w:val="2"/>
-        <w:rPr>
-          <w:rFonts w:ascii="Times New Roman" w:eastAsia="Times New Roman" w:hAnsi="Times New Roman" w:cs="Times New Roman"/>
-          <w:b/>
-          <w:bCs/>
-          <w:sz w:val="27"/>
-          <w:szCs w:val="27"/>
-        </w:rPr>
-      </w:pPr>
-      <w:r>
-        <w:rPr>
-          <w:rFonts w:ascii="Times New Roman" w:eastAsia="Times New Roman" w:hAnsi="Times New Roman" w:cs="Times New Roman"/>
-          <w:b/>
-          <w:bCs/>
-          <w:sz w:val="27"/>
-          <w:szCs w:val="27"/>
-        </w:rPr>
-        <w:t>Hero Section</w:t>
-      </w:r>
-    </w:p>
-    <w:p>
-      <w:pPr>
-        <w:spacing w:before="100" w:beforeAutospacing="1" w:after="100" w:afterAutospacing="1" w:line="240" w:lineRule="auto"/>
-        <w:rPr>
-          <w:rFonts w:ascii="Times New Roman" w:eastAsia="Times New Roman" w:hAnsi="Times New Roman" w:cs="Times New Roman"/>
-          <w:sz w:val="24"/>
-          <w:szCs w:val="24"/>
-        </w:rPr>
-      </w:pPr>
-      <w:r>
-        <w:rPr>
-          <w:rFonts w:ascii="Times New Roman" w:eastAsia="Times New Roman" w:hAnsi="Times New Roman" w:cs="Times New Roman"/>
-          <w:b/>
-          <w:bCs/>
-          <w:sz w:val="24"/>
-          <w:szCs w:val="24"/>
-        </w:rPr>
-        <w:t>Engineering a Connected, Intelligent &amp; Sustainable Digital Future</w:t>
-      </w:r>
-      <w:r>
-        <w:rPr>
-          <w:rFonts w:ascii="Times New Roman" w:eastAsia="Times New Roman" w:hAnsi="Times New Roman" w:cs="Times New Roman"/>
-          <w:sz w:val="24"/>
-          <w:szCs w:val="24"/>
-        </w:rPr>
-        <w:br/>
-        <w:t xml:space="preserve">Delivering advanced ICT, </w:t>
-      </w:r>
-      <w:proofErr w:type="spellStart"/>
-      <w:r>
-        <w:rPr>
-          <w:rFonts w:ascii="Times New Roman" w:eastAsia="Times New Roman" w:hAnsi="Times New Roman" w:cs="Times New Roman"/>
-          <w:sz w:val="24"/>
-          <w:szCs w:val="24"/>
-        </w:rPr>
-        <w:t>IoT</w:t>
-      </w:r>
-      <w:proofErr w:type="spellEnd"/>
-      <w:r>
-        <w:rPr>
-          <w:rFonts w:ascii="Times New Roman" w:eastAsia="Times New Roman" w:hAnsi="Times New Roman" w:cs="Times New Roman"/>
-          <w:sz w:val="24"/>
-          <w:szCs w:val="24"/>
-        </w:rPr>
-        <w:t>, telecommunications, and software engineering solutions across Africa.</w:t>
-      </w:r>
-    </w:p>
-    <w:p>
-      <w:pPr>
-        <w:spacing w:before="100" w:beforeAutospacing="1" w:after="100" w:afterAutospacing="1" w:line="240" w:lineRule="auto"/>
-        <w:rPr>
-          <w:rFonts w:ascii="Times New Roman" w:eastAsia="Times New Roman" w:hAnsi="Times New Roman" w:cs="Times New Roman"/>
-          <w:sz w:val="24"/>
-          <w:szCs w:val="24"/>
-        </w:rPr>
-      </w:pPr>
-      <w:r>
-        <w:rPr>
-          <w:rFonts w:ascii="Times New Roman" w:eastAsia="Times New Roman" w:hAnsi="Times New Roman" w:cs="Times New Roman"/>
-          <w:b/>
-          <w:bCs/>
-          <w:sz w:val="24"/>
-          <w:szCs w:val="24"/>
-        </w:rPr>
-        <w:t xml:space="preserve">Partner </w:t>
-      </w:r>
-      <w:proofErr w:type="gramStart"/>
-      <w:r>
-        <w:rPr>
-          <w:rFonts w:ascii="Times New Roman" w:eastAsia="Times New Roman" w:hAnsi="Times New Roman" w:cs="Times New Roman"/>
-          <w:b/>
-          <w:bCs/>
-          <w:sz w:val="24"/>
-          <w:szCs w:val="24"/>
-        </w:rPr>
-        <w:t>With</w:t>
-      </w:r>
-      <w:proofErr w:type="gramEnd"/>
-      <w:r>
-        <w:rPr>
-          <w:rFonts w:ascii="Times New Roman" w:eastAsia="Times New Roman" w:hAnsi="Times New Roman" w:cs="Times New Roman"/>
-          <w:b/>
-          <w:bCs/>
-          <w:sz w:val="24"/>
-          <w:szCs w:val="24"/>
-        </w:rPr>
-        <w:t xml:space="preserve"> Us →</w:t>
-      </w:r>
-    </w:p>
-    <w:p>
-      <w:pPr>
-        <w:spacing w:after="0" w:line="240" w:lineRule="auto"/>
-        <w:rPr>
-          <w:rFonts w:ascii="Times New Roman" w:eastAsia="Times New Roman" w:hAnsi="Times New Roman" w:cs="Times New Roman"/>
-          <w:sz w:val="24"/>
-          <w:szCs w:val="24"/>
-        </w:rPr>
-      </w:pPr>
-      <w:r>
-        <w:rPr>
-          <w:rFonts w:ascii="Times New Roman" w:eastAsia="Times New Roman" w:hAnsi="Times New Roman" w:cs="Times New Roman"/>
-          <w:sz w:val="24"/>
-          <w:szCs w:val="24"/>
-        </w:rPr>
-        <w:pict>
-          <v:rect id="_x0000_i1083" style="width:0;height:1.5pt" o:hralign="center" o:hrstd="t" o:hr="t" fillcolor="#a0a0a0" stroked="f"/>
-        </w:pict>
-      </w:r>
-    </w:p>
-    <w:p>
-      <w:pPr>
-        <w:spacing w:before="100" w:beforeAutospacing="1" w:after="100" w:afterAutospacing="1" w:line="240" w:lineRule="auto"/>
-        <w:outlineLvl w:val="2"/>
-        <w:rPr>
-          <w:rFonts w:ascii="Times New Roman" w:eastAsia="Times New Roman" w:hAnsi="Times New Roman" w:cs="Times New Roman"/>
-          <w:b/>
-          <w:bCs/>
-          <w:sz w:val="27"/>
-          <w:szCs w:val="27"/>
-        </w:rPr>
-      </w:pPr>
-      <w:r>
-        <w:rPr>
-          <w:rFonts w:ascii="Times New Roman" w:eastAsia="Times New Roman" w:hAnsi="Times New Roman" w:cs="Times New Roman"/>
-          <w:b/>
-          <w:bCs/>
-          <w:sz w:val="27"/>
-          <w:szCs w:val="27"/>
-        </w:rPr>
-        <w:t>Who We Are</w:t>
-      </w:r>
-    </w:p>
-    <w:p>
-      <w:pPr>
-        <w:spacing w:before="100" w:beforeAutospacing="1" w:after="100" w:afterAutospacing="1" w:line="240" w:lineRule="auto"/>
-        <w:rPr>
-          <w:rFonts w:ascii="Times New Roman" w:eastAsia="Times New Roman" w:hAnsi="Times New Roman" w:cs="Times New Roman"/>
-          <w:sz w:val="24"/>
-          <w:szCs w:val="24"/>
-        </w:rPr>
-      </w:pPr>
-      <w:r>
-        <w:rPr>
-          <w:rFonts w:ascii="Times New Roman" w:eastAsia="Times New Roman" w:hAnsi="Times New Roman" w:cs="Times New Roman"/>
-          <w:sz w:val="24"/>
-          <w:szCs w:val="24"/>
-        </w:rPr>
-        <w:t xml:space="preserve">Vision Tech International is a registered South African technology company specializing in </w:t>
-      </w:r>
-      <w:r>
-        <w:rPr>
-          <w:rFonts w:ascii="Times New Roman" w:eastAsia="Times New Roman" w:hAnsi="Times New Roman" w:cs="Times New Roman"/>
-          <w:b/>
-          <w:bCs/>
-          <w:sz w:val="24"/>
-          <w:szCs w:val="24"/>
-        </w:rPr>
-        <w:t xml:space="preserve">telecommunications infrastructure, ICT solutions, </w:t>
-      </w:r>
-      <w:proofErr w:type="spellStart"/>
-      <w:r>
-        <w:rPr>
-          <w:rFonts w:ascii="Times New Roman" w:eastAsia="Times New Roman" w:hAnsi="Times New Roman" w:cs="Times New Roman"/>
-          <w:b/>
-          <w:bCs/>
-          <w:sz w:val="24"/>
-          <w:szCs w:val="24"/>
-        </w:rPr>
-        <w:t>IoT</w:t>
-      </w:r>
-      <w:proofErr w:type="spellEnd"/>
-      <w:r>
-        <w:rPr>
-          <w:rFonts w:ascii="Times New Roman" w:eastAsia="Times New Roman" w:hAnsi="Times New Roman" w:cs="Times New Roman"/>
-          <w:b/>
-          <w:bCs/>
-          <w:sz w:val="24"/>
-          <w:szCs w:val="24"/>
-        </w:rPr>
-        <w:t xml:space="preserve"> technologies, smart automation, and software engineering</w:t>
-      </w:r>
-      <w:r>
-        <w:rPr>
-          <w:rFonts w:ascii="Times New Roman" w:eastAsia="Times New Roman" w:hAnsi="Times New Roman" w:cs="Times New Roman"/>
-          <w:sz w:val="24"/>
-          <w:szCs w:val="24"/>
-        </w:rPr>
-        <w:t>.</w:t>
-      </w:r>
-    </w:p>
-    <w:p>
-      <w:pPr>
-        <w:spacing w:before="100" w:beforeAutospacing="1" w:after="100" w:afterAutospacing="1" w:line="240" w:lineRule="auto"/>
-        <w:rPr>
-          <w:rFonts w:ascii="Times New Roman" w:eastAsia="Times New Roman" w:hAnsi="Times New Roman" w:cs="Times New Roman"/>
-          <w:sz w:val="24"/>
-          <w:szCs w:val="24"/>
-        </w:rPr>
-      </w:pPr>
-      <w:r>
-        <w:rPr>
-          <w:rFonts w:ascii="Times New Roman" w:eastAsia="Times New Roman" w:hAnsi="Times New Roman" w:cs="Times New Roman"/>
-          <w:sz w:val="24"/>
-          <w:szCs w:val="24"/>
-        </w:rPr>
-        <w:t xml:space="preserve">Previously known as </w:t>
-      </w:r>
-      <w:proofErr w:type="spellStart"/>
-      <w:r>
-        <w:rPr>
-          <w:rFonts w:ascii="Times New Roman" w:eastAsia="Times New Roman" w:hAnsi="Times New Roman" w:cs="Times New Roman"/>
-          <w:b/>
-          <w:bCs/>
-          <w:sz w:val="24"/>
-          <w:szCs w:val="24"/>
-        </w:rPr>
-        <w:t>Fibre</w:t>
-      </w:r>
-      <w:proofErr w:type="spellEnd"/>
-      <w:r>
-        <w:rPr>
-          <w:rFonts w:ascii="Times New Roman" w:eastAsia="Times New Roman" w:hAnsi="Times New Roman" w:cs="Times New Roman"/>
-          <w:b/>
-          <w:bCs/>
-          <w:sz w:val="24"/>
-          <w:szCs w:val="24"/>
-        </w:rPr>
-        <w:t xml:space="preserve"> Direct</w:t>
-      </w:r>
-      <w:r>
-        <w:rPr>
-          <w:rFonts w:ascii="Times New Roman" w:eastAsia="Times New Roman" w:hAnsi="Times New Roman" w:cs="Times New Roman"/>
-          <w:sz w:val="24"/>
-          <w:szCs w:val="24"/>
-        </w:rPr>
-        <w:t xml:space="preserve">, we have been operating since </w:t>
-      </w:r>
-      <w:r>
-        <w:rPr>
-          <w:rFonts w:ascii="Times New Roman" w:eastAsia="Times New Roman" w:hAnsi="Times New Roman" w:cs="Times New Roman"/>
-          <w:b/>
-          <w:bCs/>
-          <w:sz w:val="24"/>
-          <w:szCs w:val="24"/>
-        </w:rPr>
-        <w:t>2015</w:t>
-      </w:r>
-      <w:r>
-        <w:rPr>
-          <w:rFonts w:ascii="Times New Roman" w:eastAsia="Times New Roman" w:hAnsi="Times New Roman" w:cs="Times New Roman"/>
-          <w:sz w:val="24"/>
-          <w:szCs w:val="24"/>
-        </w:rPr>
-        <w:t>, with strong expertise in network rollouts, digital transformation, and integrated technology solutions across both commercial and industrial sectors.</w:t>
-      </w:r>
-    </w:p>
-    <w:p>
-      <w:pPr>
-        <w:spacing w:after="0" w:line="240" w:lineRule="auto"/>
-        <w:rPr>
-          <w:rFonts w:ascii="Times New Roman" w:eastAsia="Times New Roman" w:hAnsi="Times New Roman" w:cs="Times New Roman"/>
-          <w:sz w:val="24"/>
-          <w:szCs w:val="24"/>
-        </w:rPr>
-      </w:pPr>
-      <w:r>
-        <w:rPr>
-          <w:rFonts w:ascii="Times New Roman" w:eastAsia="Times New Roman" w:hAnsi="Times New Roman" w:cs="Times New Roman"/>
-          <w:sz w:val="24"/>
-          <w:szCs w:val="24"/>
-        </w:rPr>
-        <w:pict>
-          <v:rect id="_x0000_i1084" style="width:0;height:1.5pt" o:hralign="center" o:hrstd="t" o:hr="t" fillcolor="#a0a0a0" stroked="f"/>
-        </w:pict>
-      </w:r>
-    </w:p>
-    <w:p>
-      <w:pPr>
-        <w:spacing w:before="100" w:beforeAutospacing="1" w:after="100" w:afterAutospacing="1" w:line="240" w:lineRule="auto"/>
-        <w:outlineLvl w:val="2"/>
-        <w:rPr>
-          <w:rFonts w:ascii="Times New Roman" w:eastAsia="Times New Roman" w:hAnsi="Times New Roman" w:cs="Times New Roman"/>
-          <w:b/>
-          <w:bCs/>
-          <w:sz w:val="27"/>
-          <w:szCs w:val="27"/>
-        </w:rPr>
-      </w:pPr>
-      <w:r>
-        <w:rPr>
-          <w:rFonts w:ascii="Times New Roman" w:eastAsia="Times New Roman" w:hAnsi="Times New Roman" w:cs="Times New Roman"/>
-          <w:b/>
-          <w:bCs/>
-          <w:sz w:val="27"/>
-          <w:szCs w:val="27"/>
-        </w:rPr>
-        <w:t>Main Areas of Expertise</w:t>
-      </w:r>
-    </w:p>
-    <w:p>
-      <w:pPr>
-        <w:numPr>
-          <w:ilvl w:val="0"/>
-          <w:numId w:val="12"/>
-        </w:numPr>
-        <w:spacing w:before="100" w:beforeAutospacing="1" w:after="100" w:afterAutospacing="1" w:line="240" w:lineRule="auto"/>
-        <w:rPr>
-          <w:rFonts w:ascii="Times New Roman" w:eastAsia="Times New Roman" w:hAnsi="Times New Roman" w:cs="Times New Roman"/>
-          <w:sz w:val="24"/>
-          <w:szCs w:val="24"/>
-        </w:rPr>
-      </w:pPr>
-      <w:r>
-        <w:rPr>
-          <w:rFonts w:ascii="Times New Roman" w:eastAsia="Times New Roman" w:hAnsi="Times New Roman" w:cs="Times New Roman"/>
-          <w:b/>
-          <w:bCs/>
-          <w:sz w:val="24"/>
-          <w:szCs w:val="24"/>
-        </w:rPr>
-        <w:t>Telecommunications Infrastructure (GPON, FTTX, LTE/Microwave)</w:t>
-      </w:r>
-    </w:p>
-    <w:p>
-      <w:pPr>
-        <w:numPr>
-          <w:ilvl w:val="0"/>
-          <w:numId w:val="12"/>
-        </w:numPr>
-        <w:spacing w:before="100" w:beforeAutospacing="1" w:after="100" w:afterAutospacing="1" w:line="240" w:lineRule="auto"/>
-        <w:rPr>
-          <w:rFonts w:ascii="Times New Roman" w:eastAsia="Times New Roman" w:hAnsi="Times New Roman" w:cs="Times New Roman"/>
-          <w:sz w:val="24"/>
-          <w:szCs w:val="24"/>
-        </w:rPr>
-      </w:pPr>
-      <w:r>
-        <w:rPr>
-          <w:rFonts w:ascii="Times New Roman" w:eastAsia="Times New Roman" w:hAnsi="Times New Roman" w:cs="Times New Roman"/>
-          <w:b/>
-          <w:bCs/>
-          <w:sz w:val="24"/>
-          <w:szCs w:val="24"/>
-        </w:rPr>
-        <w:t>Information Technology &amp; LAN Services</w:t>
-      </w:r>
-    </w:p>
-    <w:p>
-      <w:pPr>
-        <w:numPr>
-          <w:ilvl w:val="0"/>
-          <w:numId w:val="12"/>
-        </w:numPr>
-        <w:spacing w:before="100" w:beforeAutospacing="1" w:after="100" w:afterAutospacing="1" w:line="240" w:lineRule="auto"/>
-        <w:rPr>
-          <w:rFonts w:ascii="Times New Roman" w:eastAsia="Times New Roman" w:hAnsi="Times New Roman" w:cs="Times New Roman"/>
-          <w:sz w:val="24"/>
-          <w:szCs w:val="24"/>
-        </w:rPr>
-      </w:pPr>
-      <w:proofErr w:type="spellStart"/>
-      <w:r>
-        <w:rPr>
-          <w:rFonts w:ascii="Times New Roman" w:eastAsia="Times New Roman" w:hAnsi="Times New Roman" w:cs="Times New Roman"/>
-          <w:b/>
-          <w:bCs/>
-          <w:sz w:val="24"/>
-          <w:szCs w:val="24"/>
-        </w:rPr>
-        <w:t>IoT</w:t>
-      </w:r>
-      <w:proofErr w:type="spellEnd"/>
-      <w:r>
-        <w:rPr>
-          <w:rFonts w:ascii="Times New Roman" w:eastAsia="Times New Roman" w:hAnsi="Times New Roman" w:cs="Times New Roman"/>
-          <w:b/>
-          <w:bCs/>
-          <w:sz w:val="24"/>
-          <w:szCs w:val="24"/>
-        </w:rPr>
-        <w:t xml:space="preserve"> Core Technologies &amp; Smart Automation</w:t>
-      </w:r>
-    </w:p>
-    <w:p>
-      <w:pPr>
-        <w:numPr>
-          <w:ilvl w:val="0"/>
-          <w:numId w:val="12"/>
-        </w:numPr>
-        <w:spacing w:before="100" w:beforeAutospacing="1" w:after="100" w:afterAutospacing="1" w:line="240" w:lineRule="auto"/>
-        <w:rPr>
-          <w:rFonts w:ascii="Times New Roman" w:eastAsia="Times New Roman" w:hAnsi="Times New Roman" w:cs="Times New Roman"/>
-          <w:sz w:val="24"/>
-          <w:szCs w:val="24"/>
-        </w:rPr>
-      </w:pPr>
-      <w:r>
-        <w:rPr>
-          <w:rFonts w:ascii="Times New Roman" w:eastAsia="Times New Roman" w:hAnsi="Times New Roman" w:cs="Times New Roman"/>
-          <w:b/>
-          <w:bCs/>
-          <w:sz w:val="24"/>
-          <w:szCs w:val="24"/>
-        </w:rPr>
-        <w:t>Software Engineering &amp; Cloud Services</w:t>
-      </w:r>
-    </w:p>
-    <w:p>
-      <w:pPr>
-        <w:spacing w:before="100" w:beforeAutospacing="1" w:after="100" w:afterAutospacing="1" w:line="240" w:lineRule="auto"/>
-        <w:rPr>
-          <w:rFonts w:ascii="Times New Roman" w:eastAsia="Times New Roman" w:hAnsi="Times New Roman" w:cs="Times New Roman"/>
-          <w:b/>
-          <w:bCs/>
-          <w:sz w:val="24"/>
-          <w:szCs w:val="24"/>
-        </w:rPr>
-      </w:pPr>
-      <w:r>
-        <w:rPr>
-          <w:rFonts w:ascii="Times New Roman" w:eastAsia="Times New Roman" w:hAnsi="Times New Roman" w:cs="Times New Roman"/>
-          <w:b/>
-          <w:bCs/>
-          <w:sz w:val="24"/>
-          <w:szCs w:val="24"/>
-        </w:rPr>
-        <w:t>Explore Our Solutions →</w:t>
-      </w:r>
-    </w:p>
-    <w:p>
-      <w:pPr>
-        <w:spacing w:before="100" w:beforeAutospacing="1" w:after="100" w:afterAutospacing="1" w:line="240" w:lineRule="auto"/>
-        <w:rPr>
-          <w:rFonts w:ascii="Times New Roman" w:eastAsia="Times New Roman" w:hAnsi="Times New Roman" w:cs="Times New Roman"/>
-          <w:b/>
-          <w:bCs/>
-          <w:sz w:val="24"/>
-          <w:szCs w:val="24"/>
-        </w:rPr>
-      </w:pPr>
-    </w:p>
-    <w:p>
-      <w:pPr>
-        <w:spacing w:before="100" w:beforeAutospacing="1" w:after="100" w:afterAutospacing="1" w:line="240" w:lineRule="auto"/>
-        <w:outlineLvl w:val="0"/>
-        <w:rPr>
-          <w:rFonts w:ascii="Times New Roman" w:eastAsia="Times New Roman" w:hAnsi="Times New Roman" w:cs="Times New Roman"/>
-          <w:b/>
-          <w:bCs/>
-          <w:kern w:val="36"/>
-          <w:sz w:val="48"/>
-          <w:szCs w:val="48"/>
-        </w:rPr>
-      </w:pPr>
-      <w:r>
-        <w:rPr>
-          <w:rFonts w:ascii="Times New Roman" w:eastAsia="Times New Roman" w:hAnsi="Times New Roman" w:cs="Times New Roman"/>
-          <w:b/>
-          <w:bCs/>
-          <w:kern w:val="36"/>
-          <w:sz w:val="48"/>
-          <w:szCs w:val="48"/>
-        </w:rPr>
-        <w:t xml:space="preserve">OUR </w:t>
-      </w:r>
-      <w:r>
-        <w:rPr>
-          <w:rFonts w:ascii="Times New Roman" w:eastAsia="Times New Roman" w:hAnsi="Times New Roman" w:cs="Times New Roman"/>
-          <w:b/>
-          <w:bCs/>
-          <w:kern w:val="36"/>
-          <w:sz w:val="48"/>
-          <w:szCs w:val="48"/>
-        </w:rPr>
-        <w:t>PARTNERS &amp; AFFILIATIONS</w:t>
-      </w:r>
-    </w:p>
-    <w:p>
-      <w:pPr>
-        <w:spacing w:before="100" w:beforeAutospacing="1" w:after="100" w:afterAutospacing="1" w:line="240" w:lineRule="auto"/>
-        <w:rPr>
-          <w:rFonts w:ascii="Times New Roman" w:eastAsia="Times New Roman" w:hAnsi="Times New Roman" w:cs="Times New Roman"/>
-          <w:sz w:val="24"/>
-          <w:szCs w:val="24"/>
-        </w:rPr>
-      </w:pPr>
-      <w:r>
-        <w:rPr>
-          <w:rFonts w:ascii="Times New Roman" w:eastAsia="Times New Roman" w:hAnsi="Times New Roman" w:cs="Times New Roman"/>
-          <w:sz w:val="24"/>
-          <w:szCs w:val="24"/>
-        </w:rPr>
-        <w:lastRenderedPageBreak/>
-        <w:t>We work closely with global and regional partners to deliver advanced technology solutions.</w:t>
-      </w:r>
-    </w:p>
-    <w:p>
-      <w:pPr>
-        <w:spacing w:before="100" w:beforeAutospacing="1" w:after="100" w:afterAutospacing="1" w:line="240" w:lineRule="auto"/>
-        <w:rPr>
-          <w:rFonts w:ascii="Times New Roman" w:eastAsia="Times New Roman" w:hAnsi="Times New Roman" w:cs="Times New Roman"/>
-          <w:sz w:val="24"/>
-          <w:szCs w:val="24"/>
-        </w:rPr>
-      </w:pPr>
-      <w:r>
-        <w:rPr>
-          <w:rFonts w:ascii="Times New Roman" w:eastAsia="Times New Roman" w:hAnsi="Times New Roman" w:cs="Times New Roman"/>
-          <w:sz w:val="24"/>
-          <w:szCs w:val="24"/>
-        </w:rPr>
-        <w:t xml:space="preserve">Our collaboration with a key </w:t>
-      </w:r>
-      <w:r>
-        <w:rPr>
-          <w:rFonts w:ascii="Times New Roman" w:eastAsia="Times New Roman" w:hAnsi="Times New Roman" w:cs="Times New Roman"/>
-          <w:b/>
-          <w:bCs/>
-          <w:sz w:val="24"/>
-          <w:szCs w:val="24"/>
-        </w:rPr>
-        <w:t>Chinese technology provider</w:t>
-      </w:r>
-      <w:r>
-        <w:rPr>
-          <w:rFonts w:ascii="Times New Roman" w:eastAsia="Times New Roman" w:hAnsi="Times New Roman" w:cs="Times New Roman"/>
-          <w:sz w:val="24"/>
-          <w:szCs w:val="24"/>
-        </w:rPr>
-        <w:t xml:space="preserve"> strengthens our capacity to expand across Southern and Central Africa with reliable, scalable, and affordable solutions.</w:t>
-      </w:r>
-    </w:p>
-    <w:p>
-      <w:pPr>
-        <w:spacing w:before="100" w:beforeAutospacing="1" w:after="100" w:afterAutospacing="1" w:line="240" w:lineRule="auto"/>
-        <w:rPr>
-          <w:rFonts w:ascii="Times New Roman" w:eastAsia="Times New Roman" w:hAnsi="Times New Roman" w:cs="Times New Roman"/>
-          <w:sz w:val="24"/>
-          <w:szCs w:val="24"/>
-        </w:rPr>
-      </w:pPr>
-    </w:p>
-    <w:p>
-      <w:pPr>
-        <w:spacing w:before="100" w:beforeAutospacing="1" w:after="100" w:afterAutospacing="1" w:line="240" w:lineRule="auto"/>
-        <w:rPr>
-          <w:rFonts w:ascii="Times New Roman" w:eastAsia="Times New Roman" w:hAnsi="Times New Roman" w:cs="Times New Roman"/>
-          <w:sz w:val="24"/>
-          <w:szCs w:val="24"/>
-        </w:rPr>
-      </w:pPr>
-      <w:r>
-        <w:rPr>
-          <w:rFonts w:ascii="Times New Roman" w:eastAsia="Times New Roman" w:hAnsi="Times New Roman" w:cs="Times New Roman"/>
-          <w:sz w:val="24"/>
-          <w:szCs w:val="24"/>
-        </w:rPr>
-        <w:t>(Partners Logos)</w:t>
-      </w:r>
-    </w:p>
-    <w:p>
-      <w:pPr>
-        <w:spacing w:before="100" w:beforeAutospacing="1" w:after="100" w:afterAutospacing="1" w:line="240" w:lineRule="auto"/>
-        <w:rPr>
-          <w:rFonts w:ascii="Times New Roman" w:eastAsia="Times New Roman" w:hAnsi="Times New Roman" w:cs="Times New Roman"/>
-          <w:sz w:val="24"/>
-          <w:szCs w:val="24"/>
-        </w:rPr>
-      </w:pPr>
-    </w:p>
-    <w:p>
-      <w:pPr>
-        <w:spacing w:after="0" w:line="240" w:lineRule="auto"/>
-        <w:rPr>
-          <w:rFonts w:ascii="Times New Roman" w:eastAsia="Times New Roman" w:hAnsi="Times New Roman" w:cs="Times New Roman"/>
-          <w:sz w:val="24"/>
-          <w:szCs w:val="24"/>
-        </w:rPr>
-      </w:pPr>
-      <w:r>
-        <w:rPr>
-          <w:rFonts w:ascii="Times New Roman" w:eastAsia="Times New Roman" w:hAnsi="Times New Roman" w:cs="Times New Roman"/>
-          <w:sz w:val="24"/>
-          <w:szCs w:val="24"/>
-        </w:rPr>
-        <w:pict>
-          <v:rect id="_x0000_i1085" style="width:0;height:1.5pt" o:hralign="center" o:hrstd="t" o:hr="t" fillcolor="#a0a0a0" stroked="f"/>
-        </w:pict>
-      </w:r>
-    </w:p>
-    <w:p>
-      <w:pPr>
-        <w:spacing w:before="100" w:beforeAutospacing="1" w:after="100" w:afterAutospacing="1" w:line="240" w:lineRule="auto"/>
-        <w:outlineLvl w:val="0"/>
-        <w:rPr>
-          <w:rFonts w:ascii="Times New Roman" w:eastAsia="Times New Roman" w:hAnsi="Times New Roman" w:cs="Times New Roman"/>
-          <w:b/>
-          <w:bCs/>
-          <w:kern w:val="36"/>
-          <w:sz w:val="48"/>
-          <w:szCs w:val="48"/>
-        </w:rPr>
-      </w:pPr>
-      <w:r>
-        <w:rPr>
-          <w:rFonts w:ascii="Times New Roman" w:eastAsia="Times New Roman" w:hAnsi="Times New Roman" w:cs="Times New Roman"/>
-          <w:b/>
-          <w:bCs/>
-          <w:kern w:val="36"/>
-          <w:sz w:val="48"/>
-          <w:szCs w:val="48"/>
-        </w:rPr>
-        <w:t>2. ABOUT US</w:t>
-      </w:r>
-    </w:p>
-    <w:p>
-      <w:pPr>
-        <w:spacing w:before="100" w:beforeAutospacing="1" w:after="100" w:afterAutospacing="1" w:line="240" w:lineRule="auto"/>
-        <w:outlineLvl w:val="2"/>
-        <w:rPr>
-          <w:rFonts w:ascii="Times New Roman" w:eastAsia="Times New Roman" w:hAnsi="Times New Roman" w:cs="Times New Roman"/>
-          <w:b/>
-          <w:bCs/>
-          <w:sz w:val="27"/>
-          <w:szCs w:val="27"/>
-        </w:rPr>
-      </w:pPr>
-      <w:r>
-        <w:rPr>
-          <w:rFonts w:ascii="Times New Roman" w:eastAsia="Times New Roman" w:hAnsi="Times New Roman" w:cs="Times New Roman"/>
-          <w:b/>
-          <w:bCs/>
-          <w:sz w:val="27"/>
-          <w:szCs w:val="27"/>
-        </w:rPr>
-        <w:t>Who We Are</w:t>
-      </w:r>
-    </w:p>
-    <w:p>
-      <w:pPr>
-        <w:spacing w:before="100" w:beforeAutospacing="1" w:after="100" w:afterAutospacing="1" w:line="240" w:lineRule="auto"/>
-        <w:rPr>
-          <w:rFonts w:ascii="Times New Roman" w:eastAsia="Times New Roman" w:hAnsi="Times New Roman" w:cs="Times New Roman"/>
-          <w:sz w:val="24"/>
-          <w:szCs w:val="24"/>
-        </w:rPr>
-      </w:pPr>
-      <w:r>
-        <w:rPr>
-          <w:rFonts w:ascii="Times New Roman" w:eastAsia="Times New Roman" w:hAnsi="Times New Roman" w:cs="Times New Roman"/>
-          <w:sz w:val="24"/>
-          <w:szCs w:val="24"/>
-        </w:rPr>
-        <w:t xml:space="preserve">Vision Tech International is a future-focused ICT and telecommunications engineering company based in </w:t>
-      </w:r>
-      <w:r>
-        <w:rPr>
-          <w:rFonts w:ascii="Times New Roman" w:eastAsia="Times New Roman" w:hAnsi="Times New Roman" w:cs="Times New Roman"/>
-          <w:b/>
-          <w:bCs/>
-          <w:sz w:val="24"/>
-          <w:szCs w:val="24"/>
-        </w:rPr>
-        <w:t>Centurion, Pretoria</w:t>
-      </w:r>
-      <w:r>
-        <w:rPr>
-          <w:rFonts w:ascii="Times New Roman" w:eastAsia="Times New Roman" w:hAnsi="Times New Roman" w:cs="Times New Roman"/>
-          <w:sz w:val="24"/>
-          <w:szCs w:val="24"/>
-        </w:rPr>
-        <w:t>, South Africa.</w:t>
-      </w:r>
-      <w:r>
-        <w:rPr>
-          <w:rFonts w:ascii="Times New Roman" w:eastAsia="Times New Roman" w:hAnsi="Times New Roman" w:cs="Times New Roman"/>
-          <w:sz w:val="24"/>
-          <w:szCs w:val="24"/>
-        </w:rPr>
-        <w:br/>
-        <w:t xml:space="preserve">Since our beginnings in 2015 as </w:t>
-      </w:r>
-      <w:proofErr w:type="spellStart"/>
-      <w:r>
-        <w:rPr>
-          <w:rFonts w:ascii="Times New Roman" w:eastAsia="Times New Roman" w:hAnsi="Times New Roman" w:cs="Times New Roman"/>
-          <w:sz w:val="24"/>
-          <w:szCs w:val="24"/>
-        </w:rPr>
-        <w:t>Fibre</w:t>
-      </w:r>
-      <w:proofErr w:type="spellEnd"/>
-      <w:r>
-        <w:rPr>
-          <w:rFonts w:ascii="Times New Roman" w:eastAsia="Times New Roman" w:hAnsi="Times New Roman" w:cs="Times New Roman"/>
-          <w:sz w:val="24"/>
-          <w:szCs w:val="24"/>
-        </w:rPr>
-        <w:t xml:space="preserve"> Direct, our business has grown from </w:t>
-      </w:r>
-      <w:proofErr w:type="spellStart"/>
-      <w:r>
-        <w:rPr>
-          <w:rFonts w:ascii="Times New Roman" w:eastAsia="Times New Roman" w:hAnsi="Times New Roman" w:cs="Times New Roman"/>
-          <w:sz w:val="24"/>
-          <w:szCs w:val="24"/>
-        </w:rPr>
-        <w:t>fibre</w:t>
-      </w:r>
-      <w:proofErr w:type="spellEnd"/>
-      <w:r>
-        <w:rPr>
-          <w:rFonts w:ascii="Times New Roman" w:eastAsia="Times New Roman" w:hAnsi="Times New Roman" w:cs="Times New Roman"/>
-          <w:sz w:val="24"/>
-          <w:szCs w:val="24"/>
-        </w:rPr>
-        <w:t xml:space="preserve"> network deployment to a diversified provider of </w:t>
-      </w:r>
-      <w:r>
-        <w:rPr>
-          <w:rFonts w:ascii="Times New Roman" w:eastAsia="Times New Roman" w:hAnsi="Times New Roman" w:cs="Times New Roman"/>
-          <w:b/>
-          <w:bCs/>
-          <w:sz w:val="24"/>
-          <w:szCs w:val="24"/>
-        </w:rPr>
-        <w:t xml:space="preserve">telecom infrastructure, </w:t>
-      </w:r>
-      <w:proofErr w:type="spellStart"/>
-      <w:r>
-        <w:rPr>
-          <w:rFonts w:ascii="Times New Roman" w:eastAsia="Times New Roman" w:hAnsi="Times New Roman" w:cs="Times New Roman"/>
-          <w:b/>
-          <w:bCs/>
-          <w:sz w:val="24"/>
-          <w:szCs w:val="24"/>
-        </w:rPr>
-        <w:t>IoT</w:t>
-      </w:r>
-      <w:proofErr w:type="spellEnd"/>
-      <w:r>
-        <w:rPr>
-          <w:rFonts w:ascii="Times New Roman" w:eastAsia="Times New Roman" w:hAnsi="Times New Roman" w:cs="Times New Roman"/>
-          <w:b/>
-          <w:bCs/>
-          <w:sz w:val="24"/>
-          <w:szCs w:val="24"/>
-        </w:rPr>
-        <w:t xml:space="preserve"> solutions, software engineering, and smart digital technologies</w:t>
-      </w:r>
-      <w:r>
-        <w:rPr>
-          <w:rFonts w:ascii="Times New Roman" w:eastAsia="Times New Roman" w:hAnsi="Times New Roman" w:cs="Times New Roman"/>
-          <w:sz w:val="24"/>
-          <w:szCs w:val="24"/>
-        </w:rPr>
-        <w:t>.</w:t>
-      </w:r>
-    </w:p>
-    <w:p>
-      <w:pPr>
-        <w:spacing w:before="100" w:beforeAutospacing="1" w:after="100" w:afterAutospacing="1" w:line="240" w:lineRule="auto"/>
-        <w:rPr>
-          <w:rFonts w:ascii="Times New Roman" w:eastAsia="Times New Roman" w:hAnsi="Times New Roman" w:cs="Times New Roman"/>
-          <w:sz w:val="24"/>
-          <w:szCs w:val="24"/>
-        </w:rPr>
-      </w:pPr>
-      <w:r>
-        <w:rPr>
-          <w:rFonts w:ascii="Times New Roman" w:eastAsia="Times New Roman" w:hAnsi="Times New Roman" w:cs="Times New Roman"/>
-          <w:sz w:val="24"/>
-          <w:szCs w:val="24"/>
-        </w:rPr>
-        <w:t>We combine African market experience with global technology standards to deliver reliable, scalable, and intelligent solutions for enterprises, homes, municipalities, and regional telecom operators.</w:t>
-      </w:r>
-    </w:p>
-    <w:p>
-      <w:pPr>
-        <w:spacing w:before="100" w:beforeAutospacing="1" w:after="100" w:afterAutospacing="1" w:line="240" w:lineRule="auto"/>
-        <w:rPr>
-          <w:rFonts w:ascii="Times New Roman" w:eastAsia="Times New Roman" w:hAnsi="Times New Roman" w:cs="Times New Roman"/>
-          <w:sz w:val="24"/>
-          <w:szCs w:val="24"/>
-        </w:rPr>
-      </w:pPr>
-      <w:proofErr w:type="gramStart"/>
-      <w:r>
-        <w:rPr>
-          <w:rFonts w:ascii="Times New Roman" w:eastAsia="Times New Roman" w:hAnsi="Times New Roman" w:cs="Times New Roman"/>
-          <w:sz w:val="24"/>
-          <w:szCs w:val="24"/>
-        </w:rPr>
-        <w:t>Our</w:t>
-      </w:r>
-      <w:proofErr w:type="gramEnd"/>
-      <w:r>
-        <w:rPr>
-          <w:rFonts w:ascii="Times New Roman" w:eastAsia="Times New Roman" w:hAnsi="Times New Roman" w:cs="Times New Roman"/>
-          <w:sz w:val="24"/>
-          <w:szCs w:val="24"/>
-        </w:rPr>
-        <w:t xml:space="preserve"> rebrand reflects our broadened capabilities and our commitment to innovation, sustainability, and next-generation infrastructure development.</w:t>
-      </w:r>
-    </w:p>
-    <w:p>
-      <w:pPr>
-        <w:spacing w:after="0" w:line="240" w:lineRule="auto"/>
-        <w:rPr>
-          <w:rFonts w:ascii="Times New Roman" w:eastAsia="Times New Roman" w:hAnsi="Times New Roman" w:cs="Times New Roman"/>
-          <w:sz w:val="24"/>
-          <w:szCs w:val="24"/>
-        </w:rPr>
-      </w:pPr>
-      <w:r>
-        <w:rPr>
-          <w:rFonts w:ascii="Times New Roman" w:eastAsia="Times New Roman" w:hAnsi="Times New Roman" w:cs="Times New Roman"/>
-          <w:sz w:val="24"/>
-          <w:szCs w:val="24"/>
-        </w:rPr>
-        <w:pict>
-          <v:rect id="_x0000_i1086" style="width:0;height:1.5pt" o:hralign="center" o:hrstd="t" o:hr="t" fillcolor="#a0a0a0" stroked="f"/>
-        </w:pict>
-      </w:r>
-    </w:p>
-    <w:p>
-      <w:pPr>
-        <w:spacing w:before="100" w:beforeAutospacing="1" w:after="100" w:afterAutospacing="1" w:line="240" w:lineRule="auto"/>
-        <w:outlineLvl w:val="2"/>
-        <w:rPr>
-          <w:rFonts w:ascii="Times New Roman" w:eastAsia="Times New Roman" w:hAnsi="Times New Roman" w:cs="Times New Roman"/>
-          <w:b/>
-          <w:bCs/>
-          <w:sz w:val="27"/>
-          <w:szCs w:val="27"/>
-        </w:rPr>
-      </w:pPr>
-      <w:r>
-        <w:rPr>
-          <w:rFonts w:ascii="Times New Roman" w:eastAsia="Times New Roman" w:hAnsi="Times New Roman" w:cs="Times New Roman"/>
-          <w:b/>
-          <w:bCs/>
-          <w:sz w:val="27"/>
-          <w:szCs w:val="27"/>
-        </w:rPr>
-        <w:t>Vision</w:t>
-      </w:r>
-    </w:p>
-    <w:p>
-      <w:pPr>
-        <w:spacing w:before="100" w:beforeAutospacing="1" w:after="100" w:afterAutospacing="1" w:line="240" w:lineRule="auto"/>
-        <w:rPr>
-          <w:rFonts w:ascii="Times New Roman" w:eastAsia="Times New Roman" w:hAnsi="Times New Roman" w:cs="Times New Roman"/>
-          <w:sz w:val="24"/>
-          <w:szCs w:val="24"/>
-        </w:rPr>
-      </w:pPr>
-      <w:r>
-        <w:rPr>
-          <w:rFonts w:ascii="Times New Roman" w:eastAsia="Times New Roman" w:hAnsi="Times New Roman" w:cs="Times New Roman"/>
-          <w:b/>
-          <w:bCs/>
-          <w:sz w:val="24"/>
-          <w:szCs w:val="24"/>
-        </w:rPr>
-        <w:t>To be the leading architect of a future where technology and energy infrastructure unlock human potential across Africa and beyond.</w:t>
-      </w:r>
-    </w:p>
-    <w:p>
-      <w:pPr>
-        <w:spacing w:after="0" w:line="240" w:lineRule="auto"/>
-        <w:rPr>
-          <w:rFonts w:ascii="Times New Roman" w:eastAsia="Times New Roman" w:hAnsi="Times New Roman" w:cs="Times New Roman"/>
-          <w:sz w:val="24"/>
-          <w:szCs w:val="24"/>
-        </w:rPr>
-      </w:pPr>
-      <w:r>
-        <w:rPr>
-          <w:rFonts w:ascii="Times New Roman" w:eastAsia="Times New Roman" w:hAnsi="Times New Roman" w:cs="Times New Roman"/>
-          <w:sz w:val="24"/>
-          <w:szCs w:val="24"/>
-        </w:rPr>
-        <w:pict>
-          <v:rect id="_x0000_i1087" style="width:0;height:1.5pt" o:hralign="center" o:hrstd="t" o:hr="t" fillcolor="#a0a0a0" stroked="f"/>
-        </w:pict>
-      </w:r>
-    </w:p>
-    <w:p>
-      <w:pPr>
-        <w:spacing w:before="100" w:beforeAutospacing="1" w:after="100" w:afterAutospacing="1" w:line="240" w:lineRule="auto"/>
-        <w:outlineLvl w:val="2"/>
-        <w:rPr>
-          <w:rFonts w:ascii="Times New Roman" w:eastAsia="Times New Roman" w:hAnsi="Times New Roman" w:cs="Times New Roman"/>
-          <w:b/>
-          <w:bCs/>
-          <w:sz w:val="27"/>
-          <w:szCs w:val="27"/>
-        </w:rPr>
-      </w:pPr>
-      <w:r>
-        <w:rPr>
-          <w:rFonts w:ascii="Times New Roman" w:eastAsia="Times New Roman" w:hAnsi="Times New Roman" w:cs="Times New Roman"/>
-          <w:b/>
-          <w:bCs/>
-          <w:sz w:val="27"/>
-          <w:szCs w:val="27"/>
-        </w:rPr>
-        <w:t>Mission</w:t>
-      </w:r>
-    </w:p>
-    <w:p>
-      <w:pPr>
-        <w:spacing w:before="100" w:beforeAutospacing="1" w:after="100" w:afterAutospacing="1" w:line="240" w:lineRule="auto"/>
-        <w:rPr>
-          <w:rFonts w:ascii="Times New Roman" w:eastAsia="Times New Roman" w:hAnsi="Times New Roman" w:cs="Times New Roman"/>
-          <w:sz w:val="24"/>
-          <w:szCs w:val="24"/>
-        </w:rPr>
-      </w:pPr>
-      <w:r>
-        <w:rPr>
-          <w:rFonts w:ascii="Times New Roman" w:eastAsia="Times New Roman" w:hAnsi="Times New Roman" w:cs="Times New Roman"/>
-          <w:b/>
-          <w:bCs/>
-          <w:sz w:val="24"/>
-          <w:szCs w:val="24"/>
-        </w:rPr>
-        <w:t>To deliver innovative, reliable, and sustainable ICT and telecommunication solutions that transform operations, empower communities, and enhance customer experience.</w:t>
-      </w:r>
-    </w:p>
-    <w:p>
-      <w:pPr>
-        <w:spacing w:after="0" w:line="240" w:lineRule="auto"/>
-        <w:rPr>
-          <w:rFonts w:ascii="Times New Roman" w:eastAsia="Times New Roman" w:hAnsi="Times New Roman" w:cs="Times New Roman"/>
-          <w:sz w:val="24"/>
-          <w:szCs w:val="24"/>
-        </w:rPr>
-      </w:pPr>
-      <w:r>
-        <w:rPr>
-          <w:rFonts w:ascii="Times New Roman" w:eastAsia="Times New Roman" w:hAnsi="Times New Roman" w:cs="Times New Roman"/>
-          <w:sz w:val="24"/>
-          <w:szCs w:val="24"/>
-        </w:rPr>
-        <w:pict>
-          <v:rect id="_x0000_i1088" style="width:0;height:1.5pt" o:hralign="center" o:hrstd="t" o:hr="t" fillcolor="#a0a0a0" stroked="f"/>
-        </w:pict>
-      </w:r>
-    </w:p>
-    <w:p>
-      <w:pPr>
-        <w:spacing w:before="100" w:beforeAutospacing="1" w:after="100" w:afterAutospacing="1" w:line="240" w:lineRule="auto"/>
-        <w:outlineLvl w:val="2"/>
-        <w:rPr>
-          <w:rFonts w:ascii="Times New Roman" w:eastAsia="Times New Roman" w:hAnsi="Times New Roman" w:cs="Times New Roman"/>
-          <w:b/>
-          <w:bCs/>
-          <w:sz w:val="27"/>
-          <w:szCs w:val="27"/>
-        </w:rPr>
-      </w:pPr>
-      <w:r>
-        <w:rPr>
-          <w:rFonts w:ascii="Times New Roman" w:eastAsia="Times New Roman" w:hAnsi="Times New Roman" w:cs="Times New Roman"/>
-          <w:b/>
-          <w:bCs/>
-          <w:sz w:val="27"/>
-          <w:szCs w:val="27"/>
-        </w:rPr>
-        <w:lastRenderedPageBreak/>
-        <w:t>Our Values</w:t>
-      </w:r>
-    </w:p>
-    <w:p>
-      <w:pPr>
-        <w:numPr>
-          <w:ilvl w:val="0"/>
-          <w:numId w:val="13"/>
-        </w:numPr>
-        <w:spacing w:before="100" w:beforeAutospacing="1" w:after="100" w:afterAutospacing="1" w:line="240" w:lineRule="auto"/>
-        <w:rPr>
-          <w:rFonts w:ascii="Times New Roman" w:eastAsia="Times New Roman" w:hAnsi="Times New Roman" w:cs="Times New Roman"/>
-          <w:sz w:val="24"/>
-          <w:szCs w:val="24"/>
-        </w:rPr>
-      </w:pPr>
-      <w:r>
-        <w:rPr>
-          <w:rFonts w:ascii="Times New Roman" w:eastAsia="Times New Roman" w:hAnsi="Times New Roman" w:cs="Times New Roman"/>
-          <w:b/>
-          <w:bCs/>
-          <w:sz w:val="24"/>
-          <w:szCs w:val="24"/>
-        </w:rPr>
-        <w:t>Innovation:</w:t>
-      </w:r>
-      <w:r>
-        <w:rPr>
-          <w:rFonts w:ascii="Times New Roman" w:eastAsia="Times New Roman" w:hAnsi="Times New Roman" w:cs="Times New Roman"/>
-          <w:sz w:val="24"/>
-          <w:szCs w:val="24"/>
-        </w:rPr>
-        <w:t xml:space="preserve"> Driving progress through emerging technologies.</w:t>
-      </w:r>
-    </w:p>
-    <w:p>
-      <w:pPr>
-        <w:numPr>
-          <w:ilvl w:val="0"/>
-          <w:numId w:val="13"/>
-        </w:numPr>
-        <w:spacing w:before="100" w:beforeAutospacing="1" w:after="100" w:afterAutospacing="1" w:line="240" w:lineRule="auto"/>
-        <w:rPr>
-          <w:rFonts w:ascii="Times New Roman" w:eastAsia="Times New Roman" w:hAnsi="Times New Roman" w:cs="Times New Roman"/>
-          <w:sz w:val="24"/>
-          <w:szCs w:val="24"/>
-        </w:rPr>
-      </w:pPr>
-      <w:r>
-        <w:rPr>
-          <w:rFonts w:ascii="Times New Roman" w:eastAsia="Times New Roman" w:hAnsi="Times New Roman" w:cs="Times New Roman"/>
-          <w:b/>
-          <w:bCs/>
-          <w:sz w:val="24"/>
-          <w:szCs w:val="24"/>
-        </w:rPr>
-        <w:t>Sustainability:</w:t>
-      </w:r>
-      <w:r>
-        <w:rPr>
-          <w:rFonts w:ascii="Times New Roman" w:eastAsia="Times New Roman" w:hAnsi="Times New Roman" w:cs="Times New Roman"/>
-          <w:sz w:val="24"/>
-          <w:szCs w:val="24"/>
-        </w:rPr>
-        <w:t xml:space="preserve"> Solutions built with long-term environmental and operational responsibility.</w:t>
-      </w:r>
-    </w:p>
-    <w:p>
-      <w:pPr>
-        <w:numPr>
-          <w:ilvl w:val="0"/>
-          <w:numId w:val="13"/>
-        </w:numPr>
-        <w:spacing w:before="100" w:beforeAutospacing="1" w:after="100" w:afterAutospacing="1" w:line="240" w:lineRule="auto"/>
-        <w:rPr>
-          <w:rFonts w:ascii="Times New Roman" w:eastAsia="Times New Roman" w:hAnsi="Times New Roman" w:cs="Times New Roman"/>
-          <w:sz w:val="24"/>
-          <w:szCs w:val="24"/>
-        </w:rPr>
-      </w:pPr>
-      <w:r>
-        <w:rPr>
-          <w:rFonts w:ascii="Times New Roman" w:eastAsia="Times New Roman" w:hAnsi="Times New Roman" w:cs="Times New Roman"/>
-          <w:b/>
-          <w:bCs/>
-          <w:sz w:val="24"/>
-          <w:szCs w:val="24"/>
-        </w:rPr>
-        <w:t>Integrity &amp; Trust:</w:t>
-      </w:r>
-      <w:r>
-        <w:rPr>
-          <w:rFonts w:ascii="Times New Roman" w:eastAsia="Times New Roman" w:hAnsi="Times New Roman" w:cs="Times New Roman"/>
-          <w:sz w:val="24"/>
-          <w:szCs w:val="24"/>
-        </w:rPr>
-        <w:t xml:space="preserve"> Transparent, dependable, and ethical service delivery.</w:t>
-      </w:r>
-    </w:p>
-    <w:p>
-      <w:pPr>
-        <w:numPr>
-          <w:ilvl w:val="0"/>
-          <w:numId w:val="13"/>
-        </w:numPr>
-        <w:spacing w:before="100" w:beforeAutospacing="1" w:after="100" w:afterAutospacing="1" w:line="240" w:lineRule="auto"/>
-        <w:rPr>
-          <w:rFonts w:ascii="Times New Roman" w:eastAsia="Times New Roman" w:hAnsi="Times New Roman" w:cs="Times New Roman"/>
-          <w:sz w:val="24"/>
-          <w:szCs w:val="24"/>
-        </w:rPr>
-      </w:pPr>
-      <w:r>
-        <w:rPr>
-          <w:rFonts w:ascii="Times New Roman" w:eastAsia="Times New Roman" w:hAnsi="Times New Roman" w:cs="Times New Roman"/>
-          <w:b/>
-          <w:bCs/>
-          <w:sz w:val="24"/>
-          <w:szCs w:val="24"/>
-        </w:rPr>
-        <w:t>Excellence:</w:t>
-      </w:r>
-      <w:r>
-        <w:rPr>
-          <w:rFonts w:ascii="Times New Roman" w:eastAsia="Times New Roman" w:hAnsi="Times New Roman" w:cs="Times New Roman"/>
-          <w:sz w:val="24"/>
-          <w:szCs w:val="24"/>
-        </w:rPr>
-        <w:t xml:space="preserve"> Quality engineering, professional management, and meticulous execution.</w:t>
-      </w:r>
-    </w:p>
-    <w:p>
-      <w:pPr>
-        <w:numPr>
-          <w:ilvl w:val="0"/>
-          <w:numId w:val="13"/>
-        </w:numPr>
-        <w:spacing w:before="100" w:beforeAutospacing="1" w:after="100" w:afterAutospacing="1" w:line="240" w:lineRule="auto"/>
-        <w:rPr>
-          <w:rFonts w:ascii="Times New Roman" w:eastAsia="Times New Roman" w:hAnsi="Times New Roman" w:cs="Times New Roman"/>
-          <w:sz w:val="24"/>
-          <w:szCs w:val="24"/>
-        </w:rPr>
-      </w:pPr>
-      <w:r>
-        <w:rPr>
-          <w:rFonts w:ascii="Times New Roman" w:eastAsia="Times New Roman" w:hAnsi="Times New Roman" w:cs="Times New Roman"/>
-          <w:b/>
-          <w:bCs/>
-          <w:sz w:val="24"/>
-          <w:szCs w:val="24"/>
-        </w:rPr>
-        <w:t>Client-Centric:</w:t>
-      </w:r>
-      <w:r>
-        <w:rPr>
-          <w:rFonts w:ascii="Times New Roman" w:eastAsia="Times New Roman" w:hAnsi="Times New Roman" w:cs="Times New Roman"/>
-          <w:sz w:val="24"/>
-          <w:szCs w:val="24"/>
-        </w:rPr>
-        <w:t xml:space="preserve"> Tailored services that meet the unique needs of every partner.</w:t>
-      </w:r>
-    </w:p>
-    <w:p>
-      <w:pPr>
-        <w:spacing w:after="0" w:line="240" w:lineRule="auto"/>
-        <w:rPr>
-          <w:rFonts w:ascii="Times New Roman" w:eastAsia="Times New Roman" w:hAnsi="Times New Roman" w:cs="Times New Roman"/>
-          <w:sz w:val="24"/>
-          <w:szCs w:val="24"/>
-        </w:rPr>
-      </w:pPr>
-      <w:r>
-        <w:rPr>
-          <w:rFonts w:ascii="Times New Roman" w:eastAsia="Times New Roman" w:hAnsi="Times New Roman" w:cs="Times New Roman"/>
-          <w:sz w:val="24"/>
-          <w:szCs w:val="24"/>
-        </w:rPr>
-        <w:pict>
-          <v:rect id="_x0000_i1089" style="width:0;height:1.5pt" o:hralign="center" o:hrstd="t" o:hr="t" fillcolor="#a0a0a0" stroked="f"/>
-        </w:pict>
-      </w:r>
-    </w:p>
-    <w:p>
-      <w:pPr>
-        <w:spacing w:before="100" w:beforeAutospacing="1" w:after="100" w:afterAutospacing="1" w:line="240" w:lineRule="auto"/>
-        <w:outlineLvl w:val="2"/>
-        <w:rPr>
-          <w:rFonts w:ascii="Times New Roman" w:eastAsia="Times New Roman" w:hAnsi="Times New Roman" w:cs="Times New Roman"/>
-          <w:b/>
-          <w:bCs/>
-          <w:sz w:val="27"/>
-          <w:szCs w:val="27"/>
-        </w:rPr>
-      </w:pPr>
-      <w:r>
-        <w:rPr>
-          <w:rFonts w:ascii="Times New Roman" w:eastAsia="Times New Roman" w:hAnsi="Times New Roman" w:cs="Times New Roman"/>
-          <w:b/>
-          <w:bCs/>
-          <w:sz w:val="27"/>
-          <w:szCs w:val="27"/>
-        </w:rPr>
-        <w:t>Regional Expansion</w:t>
-      </w:r>
-    </w:p>
-    <w:p>
-      <w:pPr>
-        <w:spacing w:before="100" w:beforeAutospacing="1" w:after="100" w:afterAutospacing="1" w:line="240" w:lineRule="auto"/>
-        <w:rPr>
-          <w:rFonts w:ascii="Times New Roman" w:eastAsia="Times New Roman" w:hAnsi="Times New Roman" w:cs="Times New Roman"/>
-          <w:sz w:val="24"/>
-          <w:szCs w:val="24"/>
-        </w:rPr>
-      </w:pPr>
-      <w:r>
-        <w:rPr>
-          <w:rFonts w:ascii="Times New Roman" w:eastAsia="Times New Roman" w:hAnsi="Times New Roman" w:cs="Times New Roman"/>
-          <w:sz w:val="24"/>
-          <w:szCs w:val="24"/>
-        </w:rPr>
-        <w:t xml:space="preserve">Working in partnership with a leading </w:t>
-      </w:r>
-      <w:r>
-        <w:rPr>
-          <w:rFonts w:ascii="Times New Roman" w:eastAsia="Times New Roman" w:hAnsi="Times New Roman" w:cs="Times New Roman"/>
-          <w:b/>
-          <w:bCs/>
-          <w:sz w:val="24"/>
-          <w:szCs w:val="24"/>
-        </w:rPr>
-        <w:t>Chinese technology company</w:t>
-      </w:r>
-      <w:r>
-        <w:rPr>
-          <w:rFonts w:ascii="Times New Roman" w:eastAsia="Times New Roman" w:hAnsi="Times New Roman" w:cs="Times New Roman"/>
-          <w:sz w:val="24"/>
-          <w:szCs w:val="24"/>
-        </w:rPr>
-        <w:t>, Vision Tech International is expanding into regional African markets including:</w:t>
-      </w:r>
-    </w:p>
-    <w:p>
-      <w:pPr>
-        <w:numPr>
-          <w:ilvl w:val="0"/>
-          <w:numId w:val="14"/>
-        </w:numPr>
-        <w:spacing w:before="100" w:beforeAutospacing="1" w:after="100" w:afterAutospacing="1" w:line="240" w:lineRule="auto"/>
-        <w:rPr>
-          <w:rFonts w:ascii="Times New Roman" w:eastAsia="Times New Roman" w:hAnsi="Times New Roman" w:cs="Times New Roman"/>
-          <w:sz w:val="24"/>
-          <w:szCs w:val="24"/>
-        </w:rPr>
-      </w:pPr>
-      <w:r>
-        <w:rPr>
-          <w:rFonts w:ascii="Times New Roman" w:eastAsia="Times New Roman" w:hAnsi="Times New Roman" w:cs="Times New Roman"/>
-          <w:sz w:val="24"/>
-          <w:szCs w:val="24"/>
-        </w:rPr>
-        <w:t>Zimbabwe</w:t>
-      </w:r>
-    </w:p>
-    <w:p>
-      <w:pPr>
-        <w:numPr>
-          <w:ilvl w:val="0"/>
-          <w:numId w:val="14"/>
-        </w:numPr>
-        <w:spacing w:before="100" w:beforeAutospacing="1" w:after="100" w:afterAutospacing="1" w:line="240" w:lineRule="auto"/>
-        <w:rPr>
-          <w:rFonts w:ascii="Times New Roman" w:eastAsia="Times New Roman" w:hAnsi="Times New Roman" w:cs="Times New Roman"/>
-          <w:sz w:val="24"/>
-          <w:szCs w:val="24"/>
-        </w:rPr>
-      </w:pPr>
-      <w:r>
-        <w:rPr>
-          <w:rFonts w:ascii="Times New Roman" w:eastAsia="Times New Roman" w:hAnsi="Times New Roman" w:cs="Times New Roman"/>
-          <w:sz w:val="24"/>
-          <w:szCs w:val="24"/>
-        </w:rPr>
-        <w:t>Botswana</w:t>
-      </w:r>
-    </w:p>
-    <w:p>
-      <w:pPr>
-        <w:numPr>
-          <w:ilvl w:val="0"/>
-          <w:numId w:val="14"/>
-        </w:numPr>
-        <w:spacing w:before="100" w:beforeAutospacing="1" w:after="100" w:afterAutospacing="1" w:line="240" w:lineRule="auto"/>
-        <w:rPr>
-          <w:rFonts w:ascii="Times New Roman" w:eastAsia="Times New Roman" w:hAnsi="Times New Roman" w:cs="Times New Roman"/>
-          <w:sz w:val="24"/>
-          <w:szCs w:val="24"/>
-        </w:rPr>
-      </w:pPr>
-      <w:r>
-        <w:rPr>
-          <w:rFonts w:ascii="Times New Roman" w:eastAsia="Times New Roman" w:hAnsi="Times New Roman" w:cs="Times New Roman"/>
-          <w:sz w:val="24"/>
-          <w:szCs w:val="24"/>
-        </w:rPr>
-        <w:t>Namibia</w:t>
-      </w:r>
-    </w:p>
-    <w:p>
-      <w:pPr>
-        <w:numPr>
-          <w:ilvl w:val="0"/>
-          <w:numId w:val="14"/>
-        </w:numPr>
-        <w:spacing w:before="100" w:beforeAutospacing="1" w:after="100" w:afterAutospacing="1" w:line="240" w:lineRule="auto"/>
-        <w:rPr>
-          <w:rFonts w:ascii="Times New Roman" w:eastAsia="Times New Roman" w:hAnsi="Times New Roman" w:cs="Times New Roman"/>
-          <w:sz w:val="24"/>
-          <w:szCs w:val="24"/>
-        </w:rPr>
-      </w:pPr>
-      <w:r>
-        <w:rPr>
-          <w:rFonts w:ascii="Times New Roman" w:eastAsia="Times New Roman" w:hAnsi="Times New Roman" w:cs="Times New Roman"/>
-          <w:sz w:val="24"/>
-          <w:szCs w:val="24"/>
-        </w:rPr>
-        <w:t>Zambia</w:t>
-      </w:r>
-    </w:p>
-    <w:p>
-      <w:pPr>
-        <w:numPr>
-          <w:ilvl w:val="0"/>
-          <w:numId w:val="14"/>
-        </w:numPr>
-        <w:spacing w:before="100" w:beforeAutospacing="1" w:after="100" w:afterAutospacing="1" w:line="240" w:lineRule="auto"/>
-        <w:rPr>
-          <w:rFonts w:ascii="Times New Roman" w:eastAsia="Times New Roman" w:hAnsi="Times New Roman" w:cs="Times New Roman"/>
-          <w:sz w:val="24"/>
-          <w:szCs w:val="24"/>
-        </w:rPr>
-      </w:pPr>
-      <w:r>
-        <w:rPr>
-          <w:rFonts w:ascii="Times New Roman" w:eastAsia="Times New Roman" w:hAnsi="Times New Roman" w:cs="Times New Roman"/>
-          <w:sz w:val="24"/>
-          <w:szCs w:val="24"/>
-        </w:rPr>
-        <w:t>Democratic Republic of Congo (DRC)</w:t>
-      </w:r>
-    </w:p>
-    <w:p>
-      <w:pPr>
-        <w:spacing w:before="100" w:beforeAutospacing="1" w:after="100" w:afterAutospacing="1" w:line="240" w:lineRule="auto"/>
-        <w:rPr>
-          <w:rFonts w:ascii="Times New Roman" w:eastAsia="Times New Roman" w:hAnsi="Times New Roman" w:cs="Times New Roman"/>
-          <w:sz w:val="24"/>
-          <w:szCs w:val="24"/>
-        </w:rPr>
-      </w:pPr>
-      <w:r>
-        <w:rPr>
-          <w:rFonts w:ascii="Times New Roman" w:eastAsia="Times New Roman" w:hAnsi="Times New Roman" w:cs="Times New Roman"/>
-          <w:sz w:val="24"/>
-          <w:szCs w:val="24"/>
-        </w:rPr>
-        <w:t>Our goal is to support the continent’s digital evolution with world-class infrastructure and intelligent technologies.</w:t>
-      </w:r>
-    </w:p>
-    <w:p>
-      <w:pPr>
-        <w:spacing w:before="100" w:beforeAutospacing="1" w:after="100" w:afterAutospacing="1" w:line="240" w:lineRule="auto"/>
-        <w:rPr>
-          <w:rFonts w:ascii="Times New Roman" w:eastAsia="Times New Roman" w:hAnsi="Times New Roman" w:cs="Times New Roman"/>
-          <w:sz w:val="24"/>
-          <w:szCs w:val="24"/>
-        </w:rPr>
-      </w:pPr>
-    </w:p>
-    <w:p>
-      <w:pPr>
-        <w:spacing w:before="100" w:beforeAutospacing="1" w:after="100" w:afterAutospacing="1" w:line="240" w:lineRule="auto"/>
-        <w:outlineLvl w:val="0"/>
-        <w:rPr>
-          <w:rFonts w:ascii="Times New Roman" w:eastAsia="Times New Roman" w:hAnsi="Times New Roman" w:cs="Times New Roman"/>
-          <w:b/>
-          <w:bCs/>
-          <w:kern w:val="36"/>
-          <w:sz w:val="32"/>
-          <w:szCs w:val="48"/>
-        </w:rPr>
-      </w:pPr>
-      <w:r>
-        <w:rPr>
-          <w:rFonts w:ascii="Times New Roman" w:eastAsia="Times New Roman" w:hAnsi="Times New Roman" w:cs="Times New Roman"/>
-          <w:b/>
-          <w:bCs/>
-          <w:kern w:val="36"/>
-          <w:sz w:val="32"/>
-          <w:szCs w:val="48"/>
-        </w:rPr>
-        <w:t>INDUSTRIES WE SERVE</w:t>
-      </w:r>
-    </w:p>
-    <w:p>
-      <w:pPr>
-        <w:numPr>
-          <w:ilvl w:val="0"/>
-          <w:numId w:val="21"/>
-        </w:numPr>
-        <w:spacing w:before="100" w:beforeAutospacing="1" w:after="100" w:afterAutospacing="1" w:line="240" w:lineRule="auto"/>
-        <w:rPr>
-          <w:rFonts w:ascii="Times New Roman" w:eastAsia="Times New Roman" w:hAnsi="Times New Roman" w:cs="Times New Roman"/>
-          <w:sz w:val="24"/>
-          <w:szCs w:val="24"/>
-        </w:rPr>
-      </w:pPr>
-      <w:r>
-        <w:rPr>
-          <w:rFonts w:ascii="Times New Roman" w:eastAsia="Times New Roman" w:hAnsi="Times New Roman" w:cs="Times New Roman"/>
-          <w:sz w:val="24"/>
-          <w:szCs w:val="24"/>
-        </w:rPr>
-        <w:t>Telecommunications &amp; ISP sectors</w:t>
-      </w:r>
-    </w:p>
-    <w:p>
-      <w:pPr>
-        <w:numPr>
-          <w:ilvl w:val="0"/>
-          <w:numId w:val="21"/>
-        </w:numPr>
-        <w:spacing w:before="100" w:beforeAutospacing="1" w:after="100" w:afterAutospacing="1" w:line="240" w:lineRule="auto"/>
-        <w:rPr>
-          <w:rFonts w:ascii="Times New Roman" w:eastAsia="Times New Roman" w:hAnsi="Times New Roman" w:cs="Times New Roman"/>
-          <w:sz w:val="24"/>
-          <w:szCs w:val="24"/>
-        </w:rPr>
-      </w:pPr>
-      <w:r>
-        <w:rPr>
-          <w:rFonts w:ascii="Times New Roman" w:eastAsia="Times New Roman" w:hAnsi="Times New Roman" w:cs="Times New Roman"/>
-          <w:sz w:val="24"/>
-          <w:szCs w:val="24"/>
-        </w:rPr>
-        <w:t>Government, municipalities &amp; smart cities</w:t>
-      </w:r>
-    </w:p>
-    <w:p>
-      <w:pPr>
-        <w:numPr>
-          <w:ilvl w:val="0"/>
-          <w:numId w:val="21"/>
-        </w:numPr>
-        <w:spacing w:before="100" w:beforeAutospacing="1" w:after="100" w:afterAutospacing="1" w:line="240" w:lineRule="auto"/>
-        <w:rPr>
-          <w:rFonts w:ascii="Times New Roman" w:eastAsia="Times New Roman" w:hAnsi="Times New Roman" w:cs="Times New Roman"/>
-          <w:sz w:val="24"/>
-          <w:szCs w:val="24"/>
-        </w:rPr>
-      </w:pPr>
-      <w:r>
-        <w:rPr>
-          <w:rFonts w:ascii="Times New Roman" w:eastAsia="Times New Roman" w:hAnsi="Times New Roman" w:cs="Times New Roman"/>
-          <w:sz w:val="24"/>
-          <w:szCs w:val="24"/>
-        </w:rPr>
-        <w:t>Corporate enterprises</w:t>
-      </w:r>
-    </w:p>
-    <w:p>
-      <w:pPr>
-        <w:numPr>
-          <w:ilvl w:val="0"/>
-          <w:numId w:val="21"/>
-        </w:numPr>
-        <w:spacing w:before="100" w:beforeAutospacing="1" w:after="100" w:afterAutospacing="1" w:line="240" w:lineRule="auto"/>
-        <w:rPr>
-          <w:rFonts w:ascii="Times New Roman" w:eastAsia="Times New Roman" w:hAnsi="Times New Roman" w:cs="Times New Roman"/>
-          <w:sz w:val="24"/>
-          <w:szCs w:val="24"/>
-        </w:rPr>
-      </w:pPr>
-      <w:r>
-        <w:rPr>
-          <w:rFonts w:ascii="Times New Roman" w:eastAsia="Times New Roman" w:hAnsi="Times New Roman" w:cs="Times New Roman"/>
-          <w:sz w:val="24"/>
-          <w:szCs w:val="24"/>
-        </w:rPr>
-        <w:t>Engineering &amp; technology companies</w:t>
-      </w:r>
-    </w:p>
-    <w:p>
-      <w:pPr>
-        <w:numPr>
-          <w:ilvl w:val="0"/>
-          <w:numId w:val="21"/>
-        </w:numPr>
-        <w:spacing w:before="100" w:beforeAutospacing="1" w:after="100" w:afterAutospacing="1" w:line="240" w:lineRule="auto"/>
-        <w:rPr>
-          <w:rFonts w:ascii="Times New Roman" w:eastAsia="Times New Roman" w:hAnsi="Times New Roman" w:cs="Times New Roman"/>
-          <w:sz w:val="24"/>
-          <w:szCs w:val="24"/>
-        </w:rPr>
-      </w:pPr>
-      <w:r>
-        <w:rPr>
-          <w:rFonts w:ascii="Times New Roman" w:eastAsia="Times New Roman" w:hAnsi="Times New Roman" w:cs="Times New Roman"/>
-          <w:sz w:val="24"/>
-          <w:szCs w:val="24"/>
-        </w:rPr>
-        <w:t>Manufacturing &amp; industrial sectors</w:t>
-      </w:r>
-    </w:p>
-    <w:p>
-      <w:pPr>
-        <w:numPr>
-          <w:ilvl w:val="0"/>
-          <w:numId w:val="21"/>
-        </w:numPr>
-        <w:spacing w:before="100" w:beforeAutospacing="1" w:after="100" w:afterAutospacing="1" w:line="240" w:lineRule="auto"/>
-        <w:rPr>
-          <w:rFonts w:ascii="Times New Roman" w:eastAsia="Times New Roman" w:hAnsi="Times New Roman" w:cs="Times New Roman"/>
-          <w:sz w:val="24"/>
-          <w:szCs w:val="24"/>
-        </w:rPr>
-      </w:pPr>
-      <w:r>
-        <w:rPr>
-          <w:rFonts w:ascii="Times New Roman" w:eastAsia="Times New Roman" w:hAnsi="Times New Roman" w:cs="Times New Roman"/>
-          <w:sz w:val="24"/>
-          <w:szCs w:val="24"/>
-        </w:rPr>
-        <w:t>Commercial properties (smart office solutions)</w:t>
-      </w:r>
-    </w:p>
-    <w:p>
-      <w:pPr>
-        <w:numPr>
-          <w:ilvl w:val="0"/>
-          <w:numId w:val="21"/>
-        </w:numPr>
-        <w:spacing w:before="100" w:beforeAutospacing="1" w:after="100" w:afterAutospacing="1" w:line="240" w:lineRule="auto"/>
-        <w:rPr>
-          <w:rFonts w:ascii="Times New Roman" w:eastAsia="Times New Roman" w:hAnsi="Times New Roman" w:cs="Times New Roman"/>
-          <w:sz w:val="24"/>
-          <w:szCs w:val="24"/>
-        </w:rPr>
-      </w:pPr>
-      <w:r>
-        <w:rPr>
-          <w:rFonts w:ascii="Times New Roman" w:eastAsia="Times New Roman" w:hAnsi="Times New Roman" w:cs="Times New Roman"/>
-          <w:sz w:val="24"/>
-          <w:szCs w:val="24"/>
-        </w:rPr>
-        <w:t>Residential &amp; smart home users</w:t>
-      </w:r>
-    </w:p>
-    <w:p>
-      <w:pPr>
-        <w:spacing w:before="100" w:beforeAutospacing="1" w:after="100" w:afterAutospacing="1" w:line="240" w:lineRule="auto"/>
-        <w:rPr>
-          <w:rFonts w:ascii="Times New Roman" w:eastAsia="Times New Roman" w:hAnsi="Times New Roman" w:cs="Times New Roman"/>
-          <w:sz w:val="24"/>
-          <w:szCs w:val="24"/>
-        </w:rPr>
-      </w:pPr>
-      <w:r>
-        <w:rPr>
-          <w:rFonts w:ascii="Times New Roman" w:eastAsia="Times New Roman" w:hAnsi="Times New Roman" w:cs="Times New Roman"/>
-          <w:sz w:val="24"/>
-          <w:szCs w:val="24"/>
-        </w:rPr>
-        <w:t>Green energy &amp; environmental monitoring</w:t>
-      </w:r>
-    </w:p>
-    <w:p>
-      <w:pPr>
-        <w:spacing w:after="0" w:line="240" w:lineRule="auto"/>
-        <w:rPr>
-          <w:rFonts w:ascii="Times New Roman" w:eastAsia="Times New Roman" w:hAnsi="Times New Roman" w:cs="Times New Roman"/>
-          <w:sz w:val="24"/>
-          <w:szCs w:val="24"/>
-        </w:rPr>
-      </w:pPr>
-      <w:r>
-        <w:rPr>
-          <w:rFonts w:ascii="Times New Roman" w:eastAsia="Times New Roman" w:hAnsi="Times New Roman" w:cs="Times New Roman"/>
-          <w:sz w:val="24"/>
-          <w:szCs w:val="24"/>
-        </w:rPr>
-        <w:pict>
-          <v:rect id="_x0000_i1090" style="width:0;height:1.5pt" o:hralign="center" o:hrstd="t" o:hr="t" fillcolor="#a0a0a0" stroked="f"/>
-        </w:pict>
-      </w:r>
-    </w:p>
-    <w:p>
-      <w:pPr>
-        <w:spacing w:before="100" w:beforeAutospacing="1" w:after="100" w:afterAutospacing="1" w:line="240" w:lineRule="auto"/>
-        <w:outlineLvl w:val="0"/>
-        <w:rPr>
-          <w:rFonts w:ascii="Times New Roman" w:eastAsia="Times New Roman" w:hAnsi="Times New Roman" w:cs="Times New Roman"/>
-          <w:b/>
-          <w:bCs/>
-          <w:kern w:val="36"/>
-          <w:sz w:val="48"/>
-          <w:szCs w:val="48"/>
-        </w:rPr>
-      </w:pPr>
-      <w:r>
-        <w:rPr>
-          <w:rFonts w:ascii="Times New Roman" w:eastAsia="Times New Roman" w:hAnsi="Times New Roman" w:cs="Times New Roman"/>
-          <w:b/>
-          <w:bCs/>
-          <w:kern w:val="36"/>
-          <w:sz w:val="48"/>
-          <w:szCs w:val="48"/>
-        </w:rPr>
-        <w:t xml:space="preserve">3. </w:t>
-      </w:r>
-      <w:r>
-        <w:rPr>
-          <w:rFonts w:ascii="Times New Roman" w:eastAsia="Times New Roman" w:hAnsi="Times New Roman" w:cs="Times New Roman"/>
-          <w:b/>
-          <w:bCs/>
-          <w:kern w:val="36"/>
-          <w:sz w:val="48"/>
-          <w:szCs w:val="48"/>
-        </w:rPr>
-        <w:t>S</w:t>
-      </w:r>
-      <w:r>
-        <w:rPr>
-          <w:rFonts w:ascii="Times New Roman" w:eastAsia="Times New Roman" w:hAnsi="Times New Roman" w:cs="Times New Roman"/>
-          <w:b/>
-          <w:bCs/>
-          <w:kern w:val="36"/>
-          <w:sz w:val="48"/>
-          <w:szCs w:val="48"/>
-        </w:rPr>
-        <w:t>ERVICES</w:t>
-      </w:r>
-      <w:r>
-        <w:rPr>
-          <w:rFonts w:ascii="Times New Roman" w:eastAsia="Times New Roman" w:hAnsi="Times New Roman" w:cs="Times New Roman"/>
-          <w:b/>
-          <w:bCs/>
-          <w:kern w:val="36"/>
-          <w:sz w:val="48"/>
-          <w:szCs w:val="48"/>
-        </w:rPr>
-        <w:t xml:space="preserve"> and </w:t>
-      </w:r>
-      <w:r>
-        <w:rPr>
-          <w:rFonts w:ascii="Times New Roman" w:eastAsia="Times New Roman" w:hAnsi="Times New Roman" w:cs="Times New Roman"/>
-          <w:b/>
-          <w:bCs/>
-          <w:kern w:val="36"/>
-          <w:sz w:val="48"/>
-          <w:szCs w:val="48"/>
-        </w:rPr>
-        <w:t>SOLUTIONS</w:t>
-      </w:r>
-    </w:p>
-    <w:p>
-      <w:pPr>
-        <w:spacing w:after="0" w:line="240" w:lineRule="auto"/>
-        <w:rPr>
-          <w:rFonts w:ascii="Times New Roman" w:eastAsia="Times New Roman" w:hAnsi="Times New Roman" w:cs="Times New Roman"/>
-          <w:b/>
-          <w:sz w:val="24"/>
-          <w:szCs w:val="24"/>
-        </w:rPr>
-      </w:pPr>
-      <w:r>
-        <w:rPr>
-          <w:b/>
-          <w:noProof/>
-          <w:sz w:val="44"/>
-        </w:rPr>
-        <w:lastRenderedPageBreak/>
-        <w:pict>
-          <v:rect id="_x0000_s1026" style="position:absolute;margin-left:0;margin-top:0;width:3276.75pt;height:.1pt;z-index:251659264;mso-position-horizontal:left;mso-position-horizontal-relative:text;mso-position-vertical-relative:text" o:hralign="center" o:hrstd="t" o:hr="t" fillcolor="#a0a0a0" stroked="f">
-            <w10:wrap type="square" side="right"/>
-          </v:rect>
-        </w:pict>
-      </w:r>
-      <w:r>
-        <w:rPr>
-          <w:rFonts w:ascii="Times New Roman" w:eastAsia="Times New Roman" w:hAnsi="Times New Roman" w:cs="Times New Roman"/>
-          <w:b/>
-          <w:sz w:val="48"/>
-          <w:szCs w:val="24"/>
-        </w:rPr>
-        <w:t>3.</w:t>
-      </w:r>
-      <w:proofErr w:type="spellStart"/>
-      <w:r>
-        <w:rPr>
-          <w:rFonts w:ascii="Times New Roman" w:eastAsia="Times New Roman" w:hAnsi="Times New Roman" w:cs="Times New Roman"/>
-          <w:b/>
-          <w:sz w:val="48"/>
-          <w:szCs w:val="24"/>
-        </w:rPr>
-        <w:t>a</w:t>
-      </w:r>
-      <w:proofErr w:type="spellEnd"/>
-      <w:r>
-        <w:rPr>
-          <w:rFonts w:ascii="Times New Roman" w:eastAsia="Times New Roman" w:hAnsi="Times New Roman" w:cs="Times New Roman"/>
-          <w:b/>
-          <w:sz w:val="48"/>
-          <w:szCs w:val="24"/>
+          <w:sz w:val="36"/>
+          <w:szCs w:val="36"/>
         </w:rPr>
         <w:t xml:space="preserve"> </w:t>
       </w:r>
-      <w:r>
-        <w:rPr>
-          <w:rFonts w:ascii="Times New Roman" w:eastAsia="Times New Roman" w:hAnsi="Times New Roman" w:cs="Times New Roman"/>
-          <w:b/>
-          <w:sz w:val="48"/>
-          <w:szCs w:val="24"/>
-        </w:rPr>
-        <w:t>OUR SERVICES</w:t>
-      </w:r>
-      <w:r>
-        <w:rPr>
-          <w:rFonts w:ascii="Times New Roman" w:eastAsia="Times New Roman" w:hAnsi="Times New Roman" w:cs="Times New Roman"/>
-          <w:b/>
-          <w:sz w:val="24"/>
-          <w:szCs w:val="24"/>
-        </w:rPr>
-        <w:br w:type="textWrapping" w:clear="all"/>
-      </w:r>
-    </w:p>
-    <w:p>
-      <w:pPr>
-        <w:spacing w:before="100" w:beforeAutospacing="1" w:after="100" w:afterAutospacing="1" w:line="240" w:lineRule="auto"/>
-        <w:outlineLvl w:val="1"/>
-        <w:rPr>
-          <w:rFonts w:ascii="Times New Roman" w:eastAsia="Times New Roman" w:hAnsi="Times New Roman" w:cs="Times New Roman"/>
-          <w:b/>
-          <w:bCs/>
-          <w:sz w:val="36"/>
-          <w:szCs w:val="36"/>
-        </w:rPr>
-      </w:pPr>
-      <w:r>
-        <w:rPr>
-          <w:rFonts w:ascii="Times New Roman" w:eastAsia="Times New Roman" w:hAnsi="Times New Roman" w:cs="Times New Roman"/>
-          <w:b/>
-          <w:bCs/>
-          <w:sz w:val="36"/>
-          <w:szCs w:val="36"/>
-        </w:rPr>
-        <w:t>3.1 Telecommunications Infrastructure</w:t>
-      </w:r>
-    </w:p>
-    <w:p>
-      <w:pPr>
-        <w:spacing w:before="100" w:beforeAutospacing="1" w:after="100" w:afterAutospacing="1" w:line="240" w:lineRule="auto"/>
-        <w:outlineLvl w:val="2"/>
-        <w:rPr>
-          <w:rFonts w:ascii="Times New Roman" w:eastAsia="Times New Roman" w:hAnsi="Times New Roman" w:cs="Times New Roman"/>
-          <w:b/>
-          <w:bCs/>
-          <w:sz w:val="27"/>
-          <w:szCs w:val="27"/>
-        </w:rPr>
-      </w:pPr>
-      <w:r>
-        <w:rPr>
-          <w:rFonts w:ascii="Times New Roman" w:eastAsia="Times New Roman" w:hAnsi="Times New Roman" w:cs="Times New Roman"/>
-          <w:b/>
-          <w:bCs/>
-          <w:sz w:val="27"/>
-          <w:szCs w:val="27"/>
-        </w:rPr>
-        <w:t>Building Africa’s Next-Generation Networks</w:t>
-      </w:r>
-    </w:p>
-    <w:p>
-      <w:pPr>
-        <w:spacing w:before="100" w:beforeAutospacing="1" w:after="100" w:afterAutospacing="1" w:line="240" w:lineRule="auto"/>
-        <w:rPr>
-          <w:rFonts w:ascii="Times New Roman" w:eastAsia="Times New Roman" w:hAnsi="Times New Roman" w:cs="Times New Roman"/>
-          <w:sz w:val="24"/>
-          <w:szCs w:val="24"/>
-        </w:rPr>
-      </w:pPr>
-      <w:r>
-        <w:rPr>
-          <w:rFonts w:ascii="Times New Roman" w:eastAsia="Times New Roman" w:hAnsi="Times New Roman" w:cs="Times New Roman"/>
-          <w:sz w:val="24"/>
-          <w:szCs w:val="24"/>
-        </w:rPr>
-        <w:t>With over a decade of experience, Vision Tech International specializes in the deployment, maintenance, and upgrade of high-performance telecom networks.</w:t>
-      </w:r>
-    </w:p>
-    <w:p>
-      <w:pPr>
-        <w:spacing w:before="100" w:beforeAutospacing="1" w:after="100" w:afterAutospacing="1" w:line="240" w:lineRule="auto"/>
-        <w:outlineLvl w:val="2"/>
-        <w:rPr>
-          <w:rFonts w:ascii="Times New Roman" w:eastAsia="Times New Roman" w:hAnsi="Times New Roman" w:cs="Times New Roman"/>
-          <w:b/>
-          <w:bCs/>
-          <w:sz w:val="27"/>
-          <w:szCs w:val="27"/>
-        </w:rPr>
-      </w:pPr>
-      <w:r>
-        <w:rPr>
-          <w:rFonts w:ascii="Times New Roman" w:eastAsia="Times New Roman" w:hAnsi="Times New Roman" w:cs="Times New Roman"/>
-          <w:b/>
-          <w:bCs/>
-          <w:sz w:val="27"/>
-          <w:szCs w:val="27"/>
-        </w:rPr>
-        <w:t>Our Telecom Capabilities</w:t>
-      </w:r>
-    </w:p>
-    <w:p>
-      <w:pPr>
-        <w:numPr>
-          <w:ilvl w:val="0"/>
-          <w:numId w:val="15"/>
-        </w:numPr>
-        <w:spacing w:before="100" w:beforeAutospacing="1" w:after="100" w:afterAutospacing="1" w:line="240" w:lineRule="auto"/>
-        <w:rPr>
-          <w:rFonts w:ascii="Times New Roman" w:eastAsia="Times New Roman" w:hAnsi="Times New Roman" w:cs="Times New Roman"/>
-          <w:sz w:val="24"/>
-          <w:szCs w:val="24"/>
-        </w:rPr>
-      </w:pPr>
-      <w:r>
-        <w:rPr>
-          <w:rFonts w:ascii="Times New Roman" w:eastAsia="Times New Roman" w:hAnsi="Times New Roman" w:cs="Times New Roman"/>
-          <w:b/>
-          <w:bCs/>
-          <w:sz w:val="24"/>
-          <w:szCs w:val="24"/>
-        </w:rPr>
-        <w:t xml:space="preserve">Optic </w:t>
-      </w:r>
-      <w:proofErr w:type="spellStart"/>
-      <w:r>
-        <w:rPr>
-          <w:rFonts w:ascii="Times New Roman" w:eastAsia="Times New Roman" w:hAnsi="Times New Roman" w:cs="Times New Roman"/>
-          <w:b/>
-          <w:bCs/>
-          <w:sz w:val="24"/>
-          <w:szCs w:val="24"/>
-        </w:rPr>
-        <w:t>Fibre</w:t>
-      </w:r>
-      <w:proofErr w:type="spellEnd"/>
-      <w:r>
-        <w:rPr>
-          <w:rFonts w:ascii="Times New Roman" w:eastAsia="Times New Roman" w:hAnsi="Times New Roman" w:cs="Times New Roman"/>
-          <w:b/>
-          <w:bCs/>
-          <w:sz w:val="24"/>
-          <w:szCs w:val="24"/>
-        </w:rPr>
-        <w:t xml:space="preserve"> Network Rollout (GPON/FTTH/FTTB)</w:t>
-      </w:r>
-    </w:p>
-    <w:p>
-      <w:pPr>
-        <w:numPr>
-          <w:ilvl w:val="0"/>
-          <w:numId w:val="15"/>
-        </w:numPr>
-        <w:spacing w:before="100" w:beforeAutospacing="1" w:after="100" w:afterAutospacing="1" w:line="240" w:lineRule="auto"/>
-        <w:rPr>
-          <w:rFonts w:ascii="Times New Roman" w:eastAsia="Times New Roman" w:hAnsi="Times New Roman" w:cs="Times New Roman"/>
-          <w:sz w:val="24"/>
-          <w:szCs w:val="24"/>
-        </w:rPr>
-      </w:pPr>
-      <w:r>
-        <w:rPr>
-          <w:rFonts w:ascii="Times New Roman" w:eastAsia="Times New Roman" w:hAnsi="Times New Roman" w:cs="Times New Roman"/>
-          <w:b/>
-          <w:bCs/>
-          <w:sz w:val="24"/>
-          <w:szCs w:val="24"/>
-        </w:rPr>
-        <w:t>Microwave (LTE) Network Deployment</w:t>
-      </w:r>
-    </w:p>
-    <w:p>
-      <w:pPr>
-        <w:numPr>
-          <w:ilvl w:val="0"/>
-          <w:numId w:val="15"/>
-        </w:numPr>
-        <w:spacing w:before="100" w:beforeAutospacing="1" w:after="100" w:afterAutospacing="1" w:line="240" w:lineRule="auto"/>
-        <w:rPr>
-          <w:rFonts w:ascii="Times New Roman" w:eastAsia="Times New Roman" w:hAnsi="Times New Roman" w:cs="Times New Roman"/>
-          <w:sz w:val="24"/>
-          <w:szCs w:val="24"/>
-        </w:rPr>
-      </w:pPr>
-      <w:r>
-        <w:rPr>
-          <w:rFonts w:ascii="Times New Roman" w:eastAsia="Times New Roman" w:hAnsi="Times New Roman" w:cs="Times New Roman"/>
-          <w:b/>
-          <w:bCs/>
-          <w:sz w:val="24"/>
-          <w:szCs w:val="24"/>
-        </w:rPr>
-        <w:t>Non-disruptive Cut-over from Copper to GPON &amp; LTE</w:t>
-      </w:r>
-    </w:p>
-    <w:p>
-      <w:pPr>
-        <w:numPr>
-          <w:ilvl w:val="0"/>
-          <w:numId w:val="15"/>
-        </w:numPr>
-        <w:spacing w:before="100" w:beforeAutospacing="1" w:after="100" w:afterAutospacing="1" w:line="240" w:lineRule="auto"/>
-        <w:rPr>
-          <w:rFonts w:ascii="Times New Roman" w:eastAsia="Times New Roman" w:hAnsi="Times New Roman" w:cs="Times New Roman"/>
-          <w:sz w:val="24"/>
-          <w:szCs w:val="24"/>
-        </w:rPr>
-      </w:pPr>
-      <w:r>
-        <w:rPr>
-          <w:rFonts w:ascii="Times New Roman" w:eastAsia="Times New Roman" w:hAnsi="Times New Roman" w:cs="Times New Roman"/>
-          <w:b/>
-          <w:bCs/>
-          <w:sz w:val="24"/>
-          <w:szCs w:val="24"/>
-        </w:rPr>
-        <w:t>Greenfield Survey, Planning &amp; Consultancy</w:t>
-      </w:r>
-    </w:p>
-    <w:p>
-      <w:pPr>
-        <w:numPr>
-          <w:ilvl w:val="0"/>
-          <w:numId w:val="15"/>
-        </w:numPr>
-        <w:spacing w:before="100" w:beforeAutospacing="1" w:after="100" w:afterAutospacing="1" w:line="240" w:lineRule="auto"/>
-        <w:rPr>
-          <w:rFonts w:ascii="Times New Roman" w:eastAsia="Times New Roman" w:hAnsi="Times New Roman" w:cs="Times New Roman"/>
-          <w:sz w:val="24"/>
-          <w:szCs w:val="24"/>
-        </w:rPr>
-      </w:pPr>
-      <w:r>
-        <w:rPr>
-          <w:rFonts w:ascii="Times New Roman" w:eastAsia="Times New Roman" w:hAnsi="Times New Roman" w:cs="Times New Roman"/>
-          <w:b/>
-          <w:bCs/>
-          <w:sz w:val="24"/>
-          <w:szCs w:val="24"/>
-        </w:rPr>
-        <w:t>FTTB/FTTH Project Management &amp; Maintenance</w:t>
-      </w:r>
-    </w:p>
-    <w:p>
-      <w:pPr>
-        <w:spacing w:before="100" w:beforeAutospacing="1" w:after="100" w:afterAutospacing="1" w:line="240" w:lineRule="auto"/>
-        <w:rPr>
-          <w:rFonts w:ascii="Times New Roman" w:eastAsia="Times New Roman" w:hAnsi="Times New Roman" w:cs="Times New Roman"/>
-          <w:sz w:val="24"/>
-          <w:szCs w:val="24"/>
-        </w:rPr>
-      </w:pPr>
-      <w:r>
-        <w:rPr>
-          <w:rFonts w:ascii="Times New Roman" w:eastAsia="Times New Roman" w:hAnsi="Times New Roman" w:cs="Times New Roman"/>
-          <w:sz w:val="24"/>
-          <w:szCs w:val="24"/>
-        </w:rPr>
-        <w:t>We enable telecom operators, ISPs, and infrastructure companies to expand coverage, improve reliability, and deliver better customer experiences.</w:t>
-      </w:r>
-    </w:p>
-    <w:p>
-      <w:pPr>
-        <w:spacing w:after="0" w:line="240" w:lineRule="auto"/>
-        <w:rPr>
-          <w:rFonts w:ascii="Times New Roman" w:eastAsia="Times New Roman" w:hAnsi="Times New Roman" w:cs="Times New Roman"/>
-          <w:sz w:val="24"/>
-          <w:szCs w:val="24"/>
-        </w:rPr>
-      </w:pPr>
-      <w:r>
-        <w:rPr>
-          <w:rFonts w:ascii="Times New Roman" w:eastAsia="Times New Roman" w:hAnsi="Times New Roman" w:cs="Times New Roman"/>
-          <w:sz w:val="24"/>
-          <w:szCs w:val="24"/>
-        </w:rPr>
-        <w:pict>
-          <v:rect id="_x0000_i1092" style="width:0;height:1.5pt" o:hralign="center" o:hrstd="t" o:hr="t" fillcolor="#a0a0a0" stroked="f"/>
-        </w:pict>
-      </w:r>
-    </w:p>
-    <w:p>
-      <w:pPr>
-        <w:spacing w:before="100" w:beforeAutospacing="1" w:after="100" w:afterAutospacing="1" w:line="240" w:lineRule="auto"/>
-        <w:outlineLvl w:val="1"/>
-        <w:rPr>
-          <w:rFonts w:ascii="Times New Roman" w:eastAsia="Times New Roman" w:hAnsi="Times New Roman" w:cs="Times New Roman"/>
-          <w:b/>
-          <w:bCs/>
-          <w:sz w:val="36"/>
-          <w:szCs w:val="36"/>
-        </w:rPr>
-      </w:pPr>
-      <w:r>
-        <w:rPr>
-          <w:rFonts w:ascii="Times New Roman" w:eastAsia="Times New Roman" w:hAnsi="Times New Roman" w:cs="Times New Roman"/>
-          <w:b/>
-          <w:bCs/>
-          <w:sz w:val="36"/>
-          <w:szCs w:val="36"/>
-        </w:rPr>
-        <w:t>3.2 Information Technology Services</w:t>
-      </w:r>
-    </w:p>
-    <w:p>
-      <w:pPr>
-        <w:spacing w:before="100" w:beforeAutospacing="1" w:after="100" w:afterAutospacing="1" w:line="240" w:lineRule="auto"/>
-        <w:outlineLvl w:val="2"/>
-        <w:rPr>
-          <w:rFonts w:ascii="Times New Roman" w:eastAsia="Times New Roman" w:hAnsi="Times New Roman" w:cs="Times New Roman"/>
-          <w:b/>
-          <w:bCs/>
-          <w:sz w:val="27"/>
-          <w:szCs w:val="27"/>
-        </w:rPr>
-      </w:pPr>
-      <w:r>
-        <w:rPr>
-          <w:rFonts w:ascii="Times New Roman" w:eastAsia="Times New Roman" w:hAnsi="Times New Roman" w:cs="Times New Roman"/>
-          <w:b/>
-          <w:bCs/>
-          <w:sz w:val="27"/>
-          <w:szCs w:val="27"/>
-        </w:rPr>
-        <w:t>Modern IT Infrastructure for Modern Businesses</w:t>
-      </w:r>
-    </w:p>
-    <w:p>
-      <w:pPr>
-        <w:spacing w:before="100" w:beforeAutospacing="1" w:after="100" w:afterAutospacing="1" w:line="240" w:lineRule="auto"/>
-        <w:rPr>
-          <w:rFonts w:ascii="Times New Roman" w:eastAsia="Times New Roman" w:hAnsi="Times New Roman" w:cs="Times New Roman"/>
-          <w:sz w:val="24"/>
-          <w:szCs w:val="24"/>
-        </w:rPr>
-      </w:pPr>
-      <w:r>
-        <w:rPr>
-          <w:rFonts w:ascii="Times New Roman" w:eastAsia="Times New Roman" w:hAnsi="Times New Roman" w:cs="Times New Roman"/>
-          <w:sz w:val="24"/>
-          <w:szCs w:val="24"/>
-        </w:rPr>
-        <w:t>We design, deploy, and maintain secure and scalable IT systems that enhance efficiency and productivity.</w:t>
-      </w:r>
-    </w:p>
-    <w:p>
-      <w:pPr>
-        <w:spacing w:before="100" w:beforeAutospacing="1" w:after="100" w:afterAutospacing="1" w:line="240" w:lineRule="auto"/>
-        <w:outlineLvl w:val="2"/>
-        <w:rPr>
-          <w:rFonts w:ascii="Times New Roman" w:eastAsia="Times New Roman" w:hAnsi="Times New Roman" w:cs="Times New Roman"/>
-          <w:b/>
-          <w:bCs/>
-          <w:sz w:val="27"/>
-          <w:szCs w:val="27"/>
-        </w:rPr>
-      </w:pPr>
-      <w:r>
-        <w:rPr>
-          <w:rFonts w:ascii="Times New Roman" w:eastAsia="Times New Roman" w:hAnsi="Times New Roman" w:cs="Times New Roman"/>
-          <w:b/>
-          <w:bCs/>
-          <w:sz w:val="27"/>
-          <w:szCs w:val="27"/>
-        </w:rPr>
-        <w:t>IT Services Include:</w:t>
-      </w:r>
-    </w:p>
-    <w:p>
-      <w:pPr>
-        <w:numPr>
-          <w:ilvl w:val="0"/>
-          <w:numId w:val="16"/>
-        </w:numPr>
-        <w:spacing w:before="100" w:beforeAutospacing="1" w:after="100" w:afterAutospacing="1" w:line="240" w:lineRule="auto"/>
-        <w:rPr>
-          <w:rFonts w:ascii="Times New Roman" w:eastAsia="Times New Roman" w:hAnsi="Times New Roman" w:cs="Times New Roman"/>
-          <w:sz w:val="24"/>
-          <w:szCs w:val="24"/>
-        </w:rPr>
-      </w:pPr>
-      <w:r>
-        <w:rPr>
-          <w:rFonts w:ascii="Times New Roman" w:eastAsia="Times New Roman" w:hAnsi="Times New Roman" w:cs="Times New Roman"/>
-          <w:b/>
-          <w:bCs/>
-          <w:sz w:val="24"/>
-          <w:szCs w:val="24"/>
-        </w:rPr>
-        <w:t>LAN Services Design &amp; Implementation</w:t>
-      </w:r>
-    </w:p>
-    <w:p>
-      <w:pPr>
-        <w:numPr>
-          <w:ilvl w:val="0"/>
-          <w:numId w:val="16"/>
-        </w:numPr>
-        <w:spacing w:before="100" w:beforeAutospacing="1" w:after="100" w:afterAutospacing="1" w:line="240" w:lineRule="auto"/>
-        <w:rPr>
-          <w:rFonts w:ascii="Times New Roman" w:eastAsia="Times New Roman" w:hAnsi="Times New Roman" w:cs="Times New Roman"/>
-          <w:sz w:val="24"/>
-          <w:szCs w:val="24"/>
-        </w:rPr>
-      </w:pPr>
-      <w:r>
-        <w:rPr>
-          <w:rFonts w:ascii="Times New Roman" w:eastAsia="Times New Roman" w:hAnsi="Times New Roman" w:cs="Times New Roman"/>
-          <w:b/>
-          <w:bCs/>
-          <w:sz w:val="24"/>
-          <w:szCs w:val="24"/>
-        </w:rPr>
-        <w:t>IT Network Maintenance &amp; Management</w:t>
-      </w:r>
-    </w:p>
-    <w:p>
-      <w:pPr>
-        <w:numPr>
-          <w:ilvl w:val="0"/>
-          <w:numId w:val="16"/>
-        </w:numPr>
-        <w:spacing w:before="100" w:beforeAutospacing="1" w:after="100" w:afterAutospacing="1" w:line="240" w:lineRule="auto"/>
-        <w:rPr>
-          <w:rFonts w:ascii="Times New Roman" w:eastAsia="Times New Roman" w:hAnsi="Times New Roman" w:cs="Times New Roman"/>
-          <w:sz w:val="24"/>
-          <w:szCs w:val="24"/>
-        </w:rPr>
-      </w:pPr>
-      <w:r>
-        <w:rPr>
-          <w:rFonts w:ascii="Times New Roman" w:eastAsia="Times New Roman" w:hAnsi="Times New Roman" w:cs="Times New Roman"/>
-          <w:b/>
-          <w:bCs/>
-          <w:sz w:val="24"/>
-          <w:szCs w:val="24"/>
-        </w:rPr>
-        <w:t>IT Security Monitoring &amp; Reporting</w:t>
-      </w:r>
-    </w:p>
-    <w:p>
-      <w:pPr>
-        <w:numPr>
-          <w:ilvl w:val="0"/>
-          <w:numId w:val="16"/>
-        </w:numPr>
-        <w:spacing w:before="100" w:beforeAutospacing="1" w:after="100" w:afterAutospacing="1" w:line="240" w:lineRule="auto"/>
-        <w:rPr>
-          <w:rFonts w:ascii="Times New Roman" w:eastAsia="Times New Roman" w:hAnsi="Times New Roman" w:cs="Times New Roman"/>
-          <w:sz w:val="24"/>
-          <w:szCs w:val="24"/>
-        </w:rPr>
-      </w:pPr>
-      <w:r>
-        <w:rPr>
-          <w:rFonts w:ascii="Times New Roman" w:eastAsia="Times New Roman" w:hAnsi="Times New Roman" w:cs="Times New Roman"/>
-          <w:b/>
-          <w:bCs/>
-          <w:sz w:val="24"/>
-          <w:szCs w:val="24"/>
-        </w:rPr>
-        <w:t>Outsourced IT Management &amp; Support</w:t>
-      </w:r>
-    </w:p>
-    <w:p>
-      <w:pPr>
-        <w:spacing w:before="100" w:beforeAutospacing="1" w:after="100" w:afterAutospacing="1" w:line="240" w:lineRule="auto"/>
-        <w:rPr>
-          <w:rFonts w:ascii="Times New Roman" w:eastAsia="Times New Roman" w:hAnsi="Times New Roman" w:cs="Times New Roman"/>
-          <w:sz w:val="24"/>
-          <w:szCs w:val="24"/>
-        </w:rPr>
-      </w:pPr>
-      <w:r>
-        <w:rPr>
-          <w:rFonts w:ascii="Times New Roman" w:eastAsia="Times New Roman" w:hAnsi="Times New Roman" w:cs="Times New Roman"/>
-          <w:sz w:val="24"/>
-          <w:szCs w:val="24"/>
-        </w:rPr>
-        <w:t>Your infrastructure becomes our responsibility—so you can focus on growth.</w:t>
-      </w:r>
-    </w:p>
-    <w:p>
-      <w:pPr>
-        <w:spacing w:after="0" w:line="240" w:lineRule="auto"/>
-        <w:rPr>
-          <w:rFonts w:ascii="Times New Roman" w:eastAsia="Times New Roman" w:hAnsi="Times New Roman" w:cs="Times New Roman"/>
-          <w:sz w:val="24"/>
-          <w:szCs w:val="24"/>
-        </w:rPr>
-      </w:pPr>
-      <w:r>
-        <w:rPr>
-          <w:rFonts w:ascii="Times New Roman" w:eastAsia="Times New Roman" w:hAnsi="Times New Roman" w:cs="Times New Roman"/>
-          <w:sz w:val="24"/>
-          <w:szCs w:val="24"/>
-        </w:rPr>
-        <w:pict>
-          <v:rect id="_x0000_i1093" style="width:0;height:1.5pt" o:hralign="center" o:hrstd="t" o:hr="t" fillcolor="#a0a0a0" stroked="f"/>
-        </w:pict>
-      </w:r>
-    </w:p>
-    <w:p>
-      <w:pPr>
-        <w:spacing w:before="100" w:beforeAutospacing="1" w:after="100" w:afterAutospacing="1" w:line="240" w:lineRule="auto"/>
-        <w:outlineLvl w:val="1"/>
-        <w:rPr>
-          <w:rFonts w:ascii="Times New Roman" w:eastAsia="Times New Roman" w:hAnsi="Times New Roman" w:cs="Times New Roman"/>
-          <w:b/>
-          <w:bCs/>
-          <w:sz w:val="36"/>
-          <w:szCs w:val="36"/>
-        </w:rPr>
-      </w:pPr>
-      <w:r>
-        <w:rPr>
-          <w:rFonts w:ascii="Times New Roman" w:eastAsia="Times New Roman" w:hAnsi="Times New Roman" w:cs="Times New Roman"/>
-          <w:b/>
-          <w:bCs/>
-          <w:sz w:val="36"/>
-          <w:szCs w:val="36"/>
-        </w:rPr>
-        <w:t xml:space="preserve">3.3 </w:t>
-      </w:r>
-      <w:proofErr w:type="spellStart"/>
-      <w:r>
-        <w:rPr>
-          <w:rFonts w:ascii="Times New Roman" w:eastAsia="Times New Roman" w:hAnsi="Times New Roman" w:cs="Times New Roman"/>
-          <w:b/>
-          <w:bCs/>
-          <w:sz w:val="36"/>
-          <w:szCs w:val="36"/>
-        </w:rPr>
-        <w:t>IoT</w:t>
-      </w:r>
-      <w:proofErr w:type="spellEnd"/>
-      <w:r>
-        <w:rPr>
-          <w:rFonts w:ascii="Times New Roman" w:eastAsia="Times New Roman" w:hAnsi="Times New Roman" w:cs="Times New Roman"/>
-          <w:b/>
-          <w:bCs/>
-          <w:sz w:val="36"/>
-          <w:szCs w:val="36"/>
-        </w:rPr>
-        <w:t xml:space="preserve"> Core Technologies &amp; Smart Solutions</w:t>
-      </w:r>
-    </w:p>
-    <w:p>
-      <w:pPr>
-        <w:spacing w:before="100" w:beforeAutospacing="1" w:after="100" w:afterAutospacing="1" w:line="240" w:lineRule="auto"/>
-        <w:outlineLvl w:val="2"/>
-        <w:rPr>
-          <w:rFonts w:ascii="Times New Roman" w:eastAsia="Times New Roman" w:hAnsi="Times New Roman" w:cs="Times New Roman"/>
-          <w:b/>
-          <w:bCs/>
-          <w:sz w:val="27"/>
-          <w:szCs w:val="27"/>
-        </w:rPr>
-      </w:pPr>
-      <w:r>
-        <w:rPr>
-          <w:rFonts w:ascii="Times New Roman" w:eastAsia="Times New Roman" w:hAnsi="Times New Roman" w:cs="Times New Roman"/>
-          <w:b/>
-          <w:bCs/>
-          <w:sz w:val="27"/>
-          <w:szCs w:val="27"/>
-        </w:rPr>
-        <w:lastRenderedPageBreak/>
-        <w:t>Unlocking the Power of Intelligent Connectivity</w:t>
-      </w:r>
-    </w:p>
-    <w:p>
-      <w:pPr>
-        <w:spacing w:before="100" w:beforeAutospacing="1" w:after="100" w:afterAutospacing="1" w:line="240" w:lineRule="auto"/>
-        <w:rPr>
-          <w:rFonts w:ascii="Times New Roman" w:eastAsia="Times New Roman" w:hAnsi="Times New Roman" w:cs="Times New Roman"/>
-          <w:sz w:val="24"/>
-          <w:szCs w:val="24"/>
-        </w:rPr>
-      </w:pPr>
-      <w:r>
-        <w:rPr>
-          <w:rFonts w:ascii="Times New Roman" w:eastAsia="Times New Roman" w:hAnsi="Times New Roman" w:cs="Times New Roman"/>
-          <w:sz w:val="24"/>
-          <w:szCs w:val="24"/>
-        </w:rPr>
-        <w:t xml:space="preserve">We provide complete </w:t>
-      </w:r>
-      <w:proofErr w:type="spellStart"/>
-      <w:r>
-        <w:rPr>
-          <w:rFonts w:ascii="Times New Roman" w:eastAsia="Times New Roman" w:hAnsi="Times New Roman" w:cs="Times New Roman"/>
-          <w:sz w:val="24"/>
-          <w:szCs w:val="24"/>
-        </w:rPr>
-        <w:t>IoT</w:t>
-      </w:r>
-      <w:proofErr w:type="spellEnd"/>
-      <w:r>
-        <w:rPr>
-          <w:rFonts w:ascii="Times New Roman" w:eastAsia="Times New Roman" w:hAnsi="Times New Roman" w:cs="Times New Roman"/>
-          <w:sz w:val="24"/>
-          <w:szCs w:val="24"/>
-        </w:rPr>
-        <w:t xml:space="preserve"> solutions built on robust, scalable, and secure enabling technologies.</w:t>
-      </w:r>
-    </w:p>
-    <w:p>
-      <w:pPr>
-        <w:spacing w:before="100" w:beforeAutospacing="1" w:after="100" w:afterAutospacing="1" w:line="240" w:lineRule="auto"/>
-        <w:outlineLvl w:val="2"/>
-        <w:rPr>
-          <w:rFonts w:ascii="Times New Roman" w:eastAsia="Times New Roman" w:hAnsi="Times New Roman" w:cs="Times New Roman"/>
-          <w:b/>
-          <w:bCs/>
-          <w:sz w:val="27"/>
-          <w:szCs w:val="27"/>
-        </w:rPr>
-      </w:pPr>
-      <w:proofErr w:type="spellStart"/>
-      <w:r>
-        <w:rPr>
-          <w:rFonts w:ascii="Times New Roman" w:eastAsia="Times New Roman" w:hAnsi="Times New Roman" w:cs="Times New Roman"/>
-          <w:b/>
-          <w:bCs/>
-          <w:sz w:val="27"/>
-          <w:szCs w:val="27"/>
-        </w:rPr>
-        <w:t>IoT</w:t>
-      </w:r>
-      <w:proofErr w:type="spellEnd"/>
-      <w:r>
-        <w:rPr>
-          <w:rFonts w:ascii="Times New Roman" w:eastAsia="Times New Roman" w:hAnsi="Times New Roman" w:cs="Times New Roman"/>
-          <w:b/>
-          <w:bCs/>
-          <w:sz w:val="27"/>
-          <w:szCs w:val="27"/>
-        </w:rPr>
-        <w:t xml:space="preserve"> Core Enabling Technologies</w:t>
-      </w:r>
-    </w:p>
-    <w:p>
-      <w:pPr>
-        <w:numPr>
-          <w:ilvl w:val="0"/>
-          <w:numId w:val="17"/>
-        </w:numPr>
-        <w:spacing w:before="100" w:beforeAutospacing="1" w:after="100" w:afterAutospacing="1" w:line="240" w:lineRule="auto"/>
-        <w:rPr>
-          <w:rFonts w:ascii="Times New Roman" w:eastAsia="Times New Roman" w:hAnsi="Times New Roman" w:cs="Times New Roman"/>
-          <w:sz w:val="24"/>
-          <w:szCs w:val="24"/>
-        </w:rPr>
-      </w:pPr>
-      <w:r>
-        <w:rPr>
-          <w:rFonts w:ascii="Times New Roman" w:eastAsia="Times New Roman" w:hAnsi="Times New Roman" w:cs="Times New Roman"/>
-          <w:b/>
-          <w:bCs/>
-          <w:sz w:val="24"/>
-          <w:szCs w:val="24"/>
-        </w:rPr>
-        <w:t>Wireless Sensor Networks (WSNs)</w:t>
-      </w:r>
-    </w:p>
-    <w:p>
-      <w:pPr>
-        <w:numPr>
-          <w:ilvl w:val="0"/>
-          <w:numId w:val="17"/>
-        </w:numPr>
-        <w:spacing w:before="100" w:beforeAutospacing="1" w:after="100" w:afterAutospacing="1" w:line="240" w:lineRule="auto"/>
-        <w:rPr>
-          <w:rFonts w:ascii="Times New Roman" w:eastAsia="Times New Roman" w:hAnsi="Times New Roman" w:cs="Times New Roman"/>
-          <w:sz w:val="24"/>
-          <w:szCs w:val="24"/>
-        </w:rPr>
-      </w:pPr>
-      <w:r>
-        <w:rPr>
-          <w:rFonts w:ascii="Times New Roman" w:eastAsia="Times New Roman" w:hAnsi="Times New Roman" w:cs="Times New Roman"/>
-          <w:b/>
-          <w:bCs/>
-          <w:sz w:val="24"/>
-          <w:szCs w:val="24"/>
-        </w:rPr>
-        <w:t>Cloud Computing</w:t>
-      </w:r>
-    </w:p>
-    <w:p>
-      <w:pPr>
-        <w:numPr>
-          <w:ilvl w:val="0"/>
-          <w:numId w:val="17"/>
-        </w:numPr>
-        <w:spacing w:before="100" w:beforeAutospacing="1" w:after="100" w:afterAutospacing="1" w:line="240" w:lineRule="auto"/>
-        <w:rPr>
-          <w:rFonts w:ascii="Times New Roman" w:eastAsia="Times New Roman" w:hAnsi="Times New Roman" w:cs="Times New Roman"/>
-          <w:sz w:val="24"/>
-          <w:szCs w:val="24"/>
-        </w:rPr>
-      </w:pPr>
-      <w:r>
-        <w:rPr>
-          <w:rFonts w:ascii="Times New Roman" w:eastAsia="Times New Roman" w:hAnsi="Times New Roman" w:cs="Times New Roman"/>
-          <w:b/>
-          <w:bCs/>
-          <w:sz w:val="24"/>
-          <w:szCs w:val="24"/>
-        </w:rPr>
-        <w:t>Big Data Analytics</w:t>
-      </w:r>
-    </w:p>
-    <w:p>
-      <w:pPr>
-        <w:numPr>
-          <w:ilvl w:val="0"/>
-          <w:numId w:val="17"/>
-        </w:numPr>
-        <w:spacing w:before="100" w:beforeAutospacing="1" w:after="100" w:afterAutospacing="1" w:line="240" w:lineRule="auto"/>
-        <w:rPr>
-          <w:rFonts w:ascii="Times New Roman" w:eastAsia="Times New Roman" w:hAnsi="Times New Roman" w:cs="Times New Roman"/>
-          <w:sz w:val="24"/>
-          <w:szCs w:val="24"/>
-        </w:rPr>
-      </w:pPr>
-      <w:r>
-        <w:rPr>
-          <w:rFonts w:ascii="Times New Roman" w:eastAsia="Times New Roman" w:hAnsi="Times New Roman" w:cs="Times New Roman"/>
-          <w:b/>
-          <w:bCs/>
-          <w:sz w:val="24"/>
-          <w:szCs w:val="24"/>
-        </w:rPr>
-        <w:t>Embedded Systems</w:t>
-      </w:r>
-    </w:p>
-    <w:p>
-      <w:pPr>
-        <w:numPr>
-          <w:ilvl w:val="0"/>
-          <w:numId w:val="17"/>
-        </w:numPr>
-        <w:spacing w:before="100" w:beforeAutospacing="1" w:after="100" w:afterAutospacing="1" w:line="240" w:lineRule="auto"/>
-        <w:rPr>
-          <w:rFonts w:ascii="Times New Roman" w:eastAsia="Times New Roman" w:hAnsi="Times New Roman" w:cs="Times New Roman"/>
-          <w:sz w:val="24"/>
-          <w:szCs w:val="24"/>
-        </w:rPr>
-      </w:pPr>
-      <w:r>
-        <w:rPr>
-          <w:rFonts w:ascii="Times New Roman" w:eastAsia="Times New Roman" w:hAnsi="Times New Roman" w:cs="Times New Roman"/>
-          <w:b/>
-          <w:bCs/>
-          <w:sz w:val="24"/>
-          <w:szCs w:val="24"/>
-        </w:rPr>
-        <w:t>Communication Protocols</w:t>
-      </w:r>
-    </w:p>
-    <w:p>
-      <w:pPr>
-        <w:spacing w:before="100" w:beforeAutospacing="1" w:after="100" w:afterAutospacing="1" w:line="240" w:lineRule="auto"/>
-        <w:outlineLvl w:val="2"/>
-        <w:rPr>
-          <w:rFonts w:ascii="Times New Roman" w:eastAsia="Times New Roman" w:hAnsi="Times New Roman" w:cs="Times New Roman"/>
-          <w:b/>
-          <w:bCs/>
-          <w:sz w:val="27"/>
-          <w:szCs w:val="27"/>
-        </w:rPr>
-      </w:pPr>
-      <w:r>
-        <w:rPr>
-          <w:rFonts w:ascii="Times New Roman" w:eastAsia="Times New Roman" w:hAnsi="Times New Roman" w:cs="Times New Roman"/>
-          <w:b/>
-          <w:bCs/>
-          <w:sz w:val="27"/>
-          <w:szCs w:val="27"/>
-        </w:rPr>
-        <w:t>Smart Home &amp; Smart Office Solutions</w:t>
-      </w:r>
-    </w:p>
-    <w:p>
-      <w:pPr>
-        <w:spacing w:before="100" w:beforeAutospacing="1" w:after="100" w:afterAutospacing="1" w:line="240" w:lineRule="auto"/>
-        <w:rPr>
-          <w:rFonts w:ascii="Times New Roman" w:eastAsia="Times New Roman" w:hAnsi="Times New Roman" w:cs="Times New Roman"/>
-          <w:sz w:val="24"/>
-          <w:szCs w:val="24"/>
-        </w:rPr>
-      </w:pPr>
-      <w:r>
-        <w:rPr>
-          <w:rFonts w:ascii="Times New Roman" w:eastAsia="Times New Roman" w:hAnsi="Times New Roman" w:cs="Times New Roman"/>
-          <w:sz w:val="24"/>
-          <w:szCs w:val="24"/>
-        </w:rPr>
-        <w:t xml:space="preserve">A fully integrated smart ecosystem powered by </w:t>
-      </w:r>
-      <w:proofErr w:type="spellStart"/>
-      <w:r>
-        <w:rPr>
-          <w:rFonts w:ascii="Times New Roman" w:eastAsia="Times New Roman" w:hAnsi="Times New Roman" w:cs="Times New Roman"/>
-          <w:sz w:val="24"/>
-          <w:szCs w:val="24"/>
-        </w:rPr>
-        <w:t>IoT</w:t>
-      </w:r>
-      <w:proofErr w:type="spellEnd"/>
-      <w:r>
-        <w:rPr>
-          <w:rFonts w:ascii="Times New Roman" w:eastAsia="Times New Roman" w:hAnsi="Times New Roman" w:cs="Times New Roman"/>
-          <w:sz w:val="24"/>
-          <w:szCs w:val="24"/>
-        </w:rPr>
-        <w:t>:</w:t>
-      </w:r>
-    </w:p>
-    <w:p>
-      <w:pPr>
-        <w:numPr>
-          <w:ilvl w:val="0"/>
-          <w:numId w:val="18"/>
-        </w:numPr>
-        <w:spacing w:before="100" w:beforeAutospacing="1" w:after="100" w:afterAutospacing="1" w:line="240" w:lineRule="auto"/>
-        <w:rPr>
-          <w:rFonts w:ascii="Times New Roman" w:eastAsia="Times New Roman" w:hAnsi="Times New Roman" w:cs="Times New Roman"/>
-          <w:sz w:val="24"/>
-          <w:szCs w:val="24"/>
-        </w:rPr>
-      </w:pPr>
-      <w:r>
-        <w:rPr>
-          <w:rFonts w:ascii="Times New Roman" w:eastAsia="Times New Roman" w:hAnsi="Times New Roman" w:cs="Times New Roman"/>
-          <w:sz w:val="24"/>
-          <w:szCs w:val="24"/>
-        </w:rPr>
-        <w:t xml:space="preserve">Installation &amp; integration of </w:t>
-      </w:r>
-      <w:proofErr w:type="spellStart"/>
-      <w:r>
-        <w:rPr>
-          <w:rFonts w:ascii="Times New Roman" w:eastAsia="Times New Roman" w:hAnsi="Times New Roman" w:cs="Times New Roman"/>
-          <w:sz w:val="24"/>
-          <w:szCs w:val="24"/>
-        </w:rPr>
-        <w:t>IoT</w:t>
-      </w:r>
-      <w:proofErr w:type="spellEnd"/>
-      <w:r>
-        <w:rPr>
-          <w:rFonts w:ascii="Times New Roman" w:eastAsia="Times New Roman" w:hAnsi="Times New Roman" w:cs="Times New Roman"/>
-          <w:sz w:val="24"/>
-          <w:szCs w:val="24"/>
-        </w:rPr>
-        <w:t xml:space="preserve"> devices</w:t>
-      </w:r>
-    </w:p>
-    <w:p>
-      <w:pPr>
-        <w:numPr>
-          <w:ilvl w:val="0"/>
-          <w:numId w:val="18"/>
-        </w:numPr>
-        <w:spacing w:before="100" w:beforeAutospacing="1" w:after="100" w:afterAutospacing="1" w:line="240" w:lineRule="auto"/>
-        <w:rPr>
-          <w:rFonts w:ascii="Times New Roman" w:eastAsia="Times New Roman" w:hAnsi="Times New Roman" w:cs="Times New Roman"/>
-          <w:sz w:val="24"/>
-          <w:szCs w:val="24"/>
-        </w:rPr>
-      </w:pPr>
-      <w:r>
-        <w:rPr>
-          <w:rFonts w:ascii="Times New Roman" w:eastAsia="Times New Roman" w:hAnsi="Times New Roman" w:cs="Times New Roman"/>
-          <w:sz w:val="24"/>
-          <w:szCs w:val="24"/>
-        </w:rPr>
-        <w:t>Monitoring &amp; analytics dashboards</w:t>
-      </w:r>
-    </w:p>
-    <w:p>
-      <w:pPr>
-        <w:numPr>
-          <w:ilvl w:val="0"/>
-          <w:numId w:val="18"/>
-        </w:numPr>
-        <w:spacing w:before="100" w:beforeAutospacing="1" w:after="100" w:afterAutospacing="1" w:line="240" w:lineRule="auto"/>
-        <w:rPr>
-          <w:rFonts w:ascii="Times New Roman" w:eastAsia="Times New Roman" w:hAnsi="Times New Roman" w:cs="Times New Roman"/>
-          <w:sz w:val="24"/>
-          <w:szCs w:val="24"/>
-        </w:rPr>
-      </w:pPr>
-      <w:r>
-        <w:rPr>
-          <w:rFonts w:ascii="Times New Roman" w:eastAsia="Times New Roman" w:hAnsi="Times New Roman" w:cs="Times New Roman"/>
-          <w:sz w:val="24"/>
-          <w:szCs w:val="24"/>
-        </w:rPr>
-        <w:t>Automation &amp; workflow management</w:t>
-      </w:r>
-    </w:p>
-    <w:p>
-      <w:pPr>
-        <w:numPr>
-          <w:ilvl w:val="0"/>
-          <w:numId w:val="18"/>
-        </w:numPr>
-        <w:spacing w:before="100" w:beforeAutospacing="1" w:after="100" w:afterAutospacing="1" w:line="240" w:lineRule="auto"/>
-        <w:rPr>
-          <w:rFonts w:ascii="Times New Roman" w:eastAsia="Times New Roman" w:hAnsi="Times New Roman" w:cs="Times New Roman"/>
-          <w:sz w:val="24"/>
-          <w:szCs w:val="24"/>
-        </w:rPr>
-      </w:pPr>
-      <w:r>
-        <w:rPr>
-          <w:rFonts w:ascii="Times New Roman" w:eastAsia="Times New Roman" w:hAnsi="Times New Roman" w:cs="Times New Roman"/>
-          <w:sz w:val="24"/>
-          <w:szCs w:val="24"/>
-        </w:rPr>
-        <w:t>Cloud management &amp; data security</w:t>
-      </w:r>
-    </w:p>
-    <w:p>
-      <w:pPr>
-        <w:numPr>
-          <w:ilvl w:val="0"/>
-          <w:numId w:val="18"/>
-        </w:numPr>
-        <w:spacing w:before="100" w:beforeAutospacing="1" w:after="100" w:afterAutospacing="1" w:line="240" w:lineRule="auto"/>
-        <w:rPr>
-          <w:rFonts w:ascii="Times New Roman" w:eastAsia="Times New Roman" w:hAnsi="Times New Roman" w:cs="Times New Roman"/>
-          <w:sz w:val="24"/>
-          <w:szCs w:val="24"/>
-        </w:rPr>
-      </w:pPr>
-      <w:r>
-        <w:rPr>
-          <w:rFonts w:ascii="Times New Roman" w:eastAsia="Times New Roman" w:hAnsi="Times New Roman" w:cs="Times New Roman"/>
-          <w:sz w:val="24"/>
-          <w:szCs w:val="24"/>
-        </w:rPr>
-        <w:t>Continuous technical support &amp; maintenance</w:t>
-      </w:r>
-    </w:p>
-    <w:p>
-      <w:pPr>
-        <w:numPr>
-          <w:ilvl w:val="0"/>
-          <w:numId w:val="18"/>
-        </w:numPr>
-        <w:spacing w:before="100" w:beforeAutospacing="1" w:after="100" w:afterAutospacing="1" w:line="240" w:lineRule="auto"/>
-        <w:rPr>
-          <w:rFonts w:ascii="Times New Roman" w:eastAsia="Times New Roman" w:hAnsi="Times New Roman" w:cs="Times New Roman"/>
-          <w:sz w:val="24"/>
-          <w:szCs w:val="24"/>
-        </w:rPr>
-      </w:pPr>
-      <w:r>
-        <w:rPr>
-          <w:rFonts w:ascii="Times New Roman" w:eastAsia="Times New Roman" w:hAnsi="Times New Roman" w:cs="Times New Roman"/>
-          <w:sz w:val="24"/>
-          <w:szCs w:val="24"/>
-        </w:rPr>
-        <w:t>Custom consulting &amp; solution design</w:t>
-      </w:r>
-    </w:p>
-    <w:p>
-      <w:pPr>
-        <w:spacing w:before="100" w:beforeAutospacing="1" w:after="100" w:afterAutospacing="1" w:line="240" w:lineRule="auto"/>
-        <w:outlineLvl w:val="2"/>
-        <w:rPr>
-          <w:rFonts w:ascii="Times New Roman" w:eastAsia="Times New Roman" w:hAnsi="Times New Roman" w:cs="Times New Roman"/>
-          <w:b/>
-          <w:bCs/>
-          <w:sz w:val="27"/>
-          <w:szCs w:val="27"/>
-        </w:rPr>
-      </w:pPr>
-      <w:r>
-        <w:rPr>
-          <w:rFonts w:ascii="Times New Roman" w:eastAsia="Times New Roman" w:hAnsi="Times New Roman" w:cs="Times New Roman"/>
-          <w:b/>
-          <w:bCs/>
-          <w:sz w:val="27"/>
-          <w:szCs w:val="27"/>
-        </w:rPr>
-        <w:t xml:space="preserve">Retail </w:t>
-      </w:r>
-      <w:proofErr w:type="spellStart"/>
-      <w:r>
-        <w:rPr>
-          <w:rFonts w:ascii="Times New Roman" w:eastAsia="Times New Roman" w:hAnsi="Times New Roman" w:cs="Times New Roman"/>
-          <w:b/>
-          <w:bCs/>
-          <w:sz w:val="27"/>
-          <w:szCs w:val="27"/>
-        </w:rPr>
-        <w:t>IoT</w:t>
-      </w:r>
-      <w:proofErr w:type="spellEnd"/>
-      <w:r>
-        <w:rPr>
-          <w:rFonts w:ascii="Times New Roman" w:eastAsia="Times New Roman" w:hAnsi="Times New Roman" w:cs="Times New Roman"/>
-          <w:b/>
-          <w:bCs/>
-          <w:sz w:val="27"/>
-          <w:szCs w:val="27"/>
-        </w:rPr>
-        <w:t xml:space="preserve"> Products</w:t>
-      </w:r>
-    </w:p>
-    <w:p>
-      <w:pPr>
-        <w:spacing w:before="100" w:beforeAutospacing="1" w:after="100" w:afterAutospacing="1" w:line="240" w:lineRule="auto"/>
-        <w:rPr>
-          <w:rFonts w:ascii="Times New Roman" w:eastAsia="Times New Roman" w:hAnsi="Times New Roman" w:cs="Times New Roman"/>
-          <w:sz w:val="24"/>
-          <w:szCs w:val="24"/>
-        </w:rPr>
-      </w:pPr>
-      <w:r>
-        <w:rPr>
-          <w:rFonts w:ascii="Times New Roman" w:eastAsia="Times New Roman" w:hAnsi="Times New Roman" w:cs="Times New Roman"/>
-          <w:sz w:val="24"/>
-          <w:szCs w:val="24"/>
-        </w:rPr>
-        <w:t>We supply a wide range of connected smart devices:</w:t>
-      </w:r>
-    </w:p>
-    <w:p>
-      <w:pPr>
-        <w:numPr>
-          <w:ilvl w:val="0"/>
-          <w:numId w:val="19"/>
-        </w:numPr>
-        <w:spacing w:before="100" w:beforeAutospacing="1" w:after="100" w:afterAutospacing="1" w:line="240" w:lineRule="auto"/>
-        <w:rPr>
-          <w:rFonts w:ascii="Times New Roman" w:eastAsia="Times New Roman" w:hAnsi="Times New Roman" w:cs="Times New Roman"/>
-          <w:sz w:val="24"/>
-          <w:szCs w:val="24"/>
-        </w:rPr>
-      </w:pPr>
-      <w:r>
-        <w:rPr>
-          <w:rFonts w:ascii="Times New Roman" w:eastAsia="Times New Roman" w:hAnsi="Times New Roman" w:cs="Times New Roman"/>
-          <w:sz w:val="24"/>
-          <w:szCs w:val="24"/>
-        </w:rPr>
-        <w:t>Smart furniture</w:t>
-      </w:r>
-    </w:p>
-    <w:p>
-      <w:pPr>
-        <w:numPr>
-          <w:ilvl w:val="0"/>
-          <w:numId w:val="19"/>
-        </w:numPr>
-        <w:spacing w:before="100" w:beforeAutospacing="1" w:after="100" w:afterAutospacing="1" w:line="240" w:lineRule="auto"/>
-        <w:rPr>
-          <w:rFonts w:ascii="Times New Roman" w:eastAsia="Times New Roman" w:hAnsi="Times New Roman" w:cs="Times New Roman"/>
-          <w:sz w:val="24"/>
-          <w:szCs w:val="24"/>
-        </w:rPr>
-      </w:pPr>
-      <w:r>
-        <w:rPr>
-          <w:rFonts w:ascii="Times New Roman" w:eastAsia="Times New Roman" w:hAnsi="Times New Roman" w:cs="Times New Roman"/>
-          <w:sz w:val="24"/>
-          <w:szCs w:val="24"/>
-        </w:rPr>
-        <w:t>Networking &amp; connectivity systems</w:t>
-      </w:r>
-    </w:p>
-    <w:p>
-      <w:pPr>
-        <w:numPr>
-          <w:ilvl w:val="0"/>
-          <w:numId w:val="19"/>
-        </w:numPr>
-        <w:spacing w:before="100" w:beforeAutospacing="1" w:after="100" w:afterAutospacing="1" w:line="240" w:lineRule="auto"/>
-        <w:rPr>
-          <w:rFonts w:ascii="Times New Roman" w:eastAsia="Times New Roman" w:hAnsi="Times New Roman" w:cs="Times New Roman"/>
-          <w:sz w:val="24"/>
-          <w:szCs w:val="24"/>
-        </w:rPr>
-      </w:pPr>
-      <w:r>
-        <w:rPr>
-          <w:rFonts w:ascii="Times New Roman" w:eastAsia="Times New Roman" w:hAnsi="Times New Roman" w:cs="Times New Roman"/>
-          <w:sz w:val="24"/>
-          <w:szCs w:val="24"/>
-        </w:rPr>
-        <w:t>Communication &amp; collaboration tools</w:t>
-      </w:r>
-    </w:p>
-    <w:p>
-      <w:pPr>
-        <w:numPr>
-          <w:ilvl w:val="0"/>
-          <w:numId w:val="19"/>
-        </w:numPr>
-        <w:spacing w:before="100" w:beforeAutospacing="1" w:after="100" w:afterAutospacing="1" w:line="240" w:lineRule="auto"/>
-        <w:rPr>
-          <w:rFonts w:ascii="Times New Roman" w:eastAsia="Times New Roman" w:hAnsi="Times New Roman" w:cs="Times New Roman"/>
-          <w:sz w:val="24"/>
-          <w:szCs w:val="24"/>
-        </w:rPr>
-      </w:pPr>
-      <w:r>
-        <w:rPr>
-          <w:rFonts w:ascii="Times New Roman" w:eastAsia="Times New Roman" w:hAnsi="Times New Roman" w:cs="Times New Roman"/>
-          <w:sz w:val="24"/>
-          <w:szCs w:val="24"/>
-        </w:rPr>
-        <w:t>IP surveillance cameras &amp; access control</w:t>
-      </w:r>
-    </w:p>
-    <w:p>
-      <w:pPr>
-        <w:numPr>
-          <w:ilvl w:val="0"/>
-          <w:numId w:val="19"/>
-        </w:numPr>
-        <w:spacing w:before="100" w:beforeAutospacing="1" w:after="100" w:afterAutospacing="1" w:line="240" w:lineRule="auto"/>
-        <w:rPr>
-          <w:rFonts w:ascii="Times New Roman" w:eastAsia="Times New Roman" w:hAnsi="Times New Roman" w:cs="Times New Roman"/>
-          <w:sz w:val="24"/>
-          <w:szCs w:val="24"/>
-        </w:rPr>
-      </w:pPr>
-      <w:r>
-        <w:rPr>
-          <w:rFonts w:ascii="Times New Roman" w:eastAsia="Times New Roman" w:hAnsi="Times New Roman" w:cs="Times New Roman"/>
-          <w:sz w:val="24"/>
-          <w:szCs w:val="24"/>
-        </w:rPr>
-        <w:t>Climate control systems</w:t>
-      </w:r>
-    </w:p>
-    <w:p>
-      <w:pPr>
-        <w:numPr>
-          <w:ilvl w:val="0"/>
-          <w:numId w:val="19"/>
-        </w:numPr>
-        <w:spacing w:before="100" w:beforeAutospacing="1" w:after="100" w:afterAutospacing="1" w:line="240" w:lineRule="auto"/>
-        <w:rPr>
-          <w:rFonts w:ascii="Times New Roman" w:eastAsia="Times New Roman" w:hAnsi="Times New Roman" w:cs="Times New Roman"/>
-          <w:sz w:val="24"/>
-          <w:szCs w:val="24"/>
-        </w:rPr>
-      </w:pPr>
-      <w:r>
-        <w:rPr>
-          <w:rFonts w:ascii="Times New Roman" w:eastAsia="Times New Roman" w:hAnsi="Times New Roman" w:cs="Times New Roman"/>
-          <w:sz w:val="24"/>
-          <w:szCs w:val="24"/>
-        </w:rPr>
-        <w:t>Green energy monitoring tools</w:t>
-      </w:r>
-    </w:p>
-    <w:p>
-      <w:pPr>
-        <w:spacing w:after="0" w:line="240" w:lineRule="auto"/>
-        <w:rPr>
-          <w:rFonts w:ascii="Times New Roman" w:eastAsia="Times New Roman" w:hAnsi="Times New Roman" w:cs="Times New Roman"/>
-          <w:sz w:val="24"/>
-          <w:szCs w:val="24"/>
-        </w:rPr>
-      </w:pPr>
-      <w:r>
-        <w:rPr>
-          <w:rFonts w:ascii="Times New Roman" w:eastAsia="Times New Roman" w:hAnsi="Times New Roman" w:cs="Times New Roman"/>
-          <w:sz w:val="24"/>
-          <w:szCs w:val="24"/>
-        </w:rPr>
-        <w:pict>
-          <v:rect id="_x0000_i1094" style="width:0;height:1.5pt" o:hralign="center" o:hrstd="t" o:hr="t" fillcolor="#a0a0a0" stroked="f"/>
-        </w:pict>
-      </w:r>
-    </w:p>
-    <w:p>
-      <w:pPr>
-        <w:spacing w:before="100" w:beforeAutospacing="1" w:after="100" w:afterAutospacing="1" w:line="240" w:lineRule="auto"/>
-        <w:outlineLvl w:val="1"/>
-        <w:rPr>
-          <w:rFonts w:ascii="Times New Roman" w:eastAsia="Times New Roman" w:hAnsi="Times New Roman" w:cs="Times New Roman"/>
-          <w:b/>
-          <w:bCs/>
-          <w:sz w:val="36"/>
-          <w:szCs w:val="36"/>
-        </w:rPr>
-      </w:pPr>
-      <w:r>
-        <w:rPr>
-          <w:rFonts w:ascii="Times New Roman" w:eastAsia="Times New Roman" w:hAnsi="Times New Roman" w:cs="Times New Roman"/>
-          <w:b/>
-          <w:bCs/>
-          <w:sz w:val="36"/>
-          <w:szCs w:val="36"/>
-        </w:rPr>
-        <w:t>3.4 Software Engineering</w:t>
-      </w:r>
-    </w:p>
-    <w:p>
-      <w:pPr>
-        <w:spacing w:before="100" w:beforeAutospacing="1" w:after="100" w:afterAutospacing="1" w:line="240" w:lineRule="auto"/>
-        <w:outlineLvl w:val="2"/>
-        <w:rPr>
-          <w:rFonts w:ascii="Times New Roman" w:eastAsia="Times New Roman" w:hAnsi="Times New Roman" w:cs="Times New Roman"/>
-          <w:b/>
-          <w:bCs/>
-          <w:sz w:val="27"/>
-          <w:szCs w:val="27"/>
-        </w:rPr>
-      </w:pPr>
-      <w:r>
-        <w:rPr>
-          <w:rFonts w:ascii="Times New Roman" w:eastAsia="Times New Roman" w:hAnsi="Times New Roman" w:cs="Times New Roman"/>
-          <w:b/>
-          <w:bCs/>
-          <w:sz w:val="27"/>
-          <w:szCs w:val="27"/>
-        </w:rPr>
-        <w:t>Powerful, Scalable, and Future-Ready Software</w:t>
-      </w:r>
-    </w:p>
-    <w:p>
-      <w:pPr>
-        <w:spacing w:before="100" w:beforeAutospacing="1" w:after="100" w:afterAutospacing="1" w:line="240" w:lineRule="auto"/>
-        <w:rPr>
-          <w:rFonts w:ascii="Times New Roman" w:eastAsia="Times New Roman" w:hAnsi="Times New Roman" w:cs="Times New Roman"/>
-          <w:sz w:val="24"/>
-          <w:szCs w:val="24"/>
-        </w:rPr>
-      </w:pPr>
-      <w:r>
-        <w:rPr>
-          <w:rFonts w:ascii="Times New Roman" w:eastAsia="Times New Roman" w:hAnsi="Times New Roman" w:cs="Times New Roman"/>
-          <w:sz w:val="24"/>
-          <w:szCs w:val="24"/>
-        </w:rPr>
-        <w:t>Our software engineering division builds custom applications and platforms tailored to your business needs.</w:t>
-      </w:r>
-    </w:p>
-    <w:p>
-      <w:pPr>
-        <w:spacing w:before="100" w:beforeAutospacing="1" w:after="100" w:afterAutospacing="1" w:line="240" w:lineRule="auto"/>
-        <w:outlineLvl w:val="2"/>
-        <w:rPr>
-          <w:rFonts w:ascii="Times New Roman" w:eastAsia="Times New Roman" w:hAnsi="Times New Roman" w:cs="Times New Roman"/>
-          <w:b/>
-          <w:bCs/>
-          <w:sz w:val="27"/>
-          <w:szCs w:val="27"/>
-        </w:rPr>
-      </w:pPr>
-      <w:r>
-        <w:rPr>
-          <w:rFonts w:ascii="Times New Roman" w:eastAsia="Times New Roman" w:hAnsi="Times New Roman" w:cs="Times New Roman"/>
-          <w:b/>
-          <w:bCs/>
-          <w:sz w:val="27"/>
-          <w:szCs w:val="27"/>
-        </w:rPr>
-        <w:t>Software Engineering Services</w:t>
-      </w:r>
-    </w:p>
-    <w:p>
-      <w:pPr>
-        <w:numPr>
-          <w:ilvl w:val="0"/>
-          <w:numId w:val="20"/>
-        </w:numPr>
-        <w:spacing w:before="100" w:beforeAutospacing="1" w:after="100" w:afterAutospacing="1" w:line="240" w:lineRule="auto"/>
-        <w:rPr>
-          <w:rFonts w:ascii="Times New Roman" w:eastAsia="Times New Roman" w:hAnsi="Times New Roman" w:cs="Times New Roman"/>
-          <w:sz w:val="24"/>
-          <w:szCs w:val="24"/>
-        </w:rPr>
-      </w:pPr>
-      <w:r>
-        <w:rPr>
-          <w:rFonts w:ascii="Times New Roman" w:eastAsia="Times New Roman" w:hAnsi="Times New Roman" w:cs="Times New Roman"/>
-          <w:b/>
-          <w:bCs/>
-          <w:sz w:val="24"/>
-          <w:szCs w:val="24"/>
-        </w:rPr>
-        <w:lastRenderedPageBreak/>
-        <w:t>Application Development</w:t>
-      </w:r>
-    </w:p>
-    <w:p>
-      <w:pPr>
-        <w:numPr>
-          <w:ilvl w:val="0"/>
-          <w:numId w:val="20"/>
-        </w:numPr>
-        <w:spacing w:before="100" w:beforeAutospacing="1" w:after="100" w:afterAutospacing="1" w:line="240" w:lineRule="auto"/>
-        <w:rPr>
-          <w:rFonts w:ascii="Times New Roman" w:eastAsia="Times New Roman" w:hAnsi="Times New Roman" w:cs="Times New Roman"/>
-          <w:sz w:val="24"/>
-          <w:szCs w:val="24"/>
-        </w:rPr>
-      </w:pPr>
-      <w:r>
-        <w:rPr>
-          <w:rFonts w:ascii="Times New Roman" w:eastAsia="Times New Roman" w:hAnsi="Times New Roman" w:cs="Times New Roman"/>
-          <w:b/>
-          <w:bCs/>
-          <w:sz w:val="24"/>
-          <w:szCs w:val="24"/>
-        </w:rPr>
-        <w:t>Cloud Services &amp; Infrastructure</w:t>
-      </w:r>
-    </w:p>
-    <w:p>
-      <w:pPr>
-        <w:numPr>
-          <w:ilvl w:val="0"/>
-          <w:numId w:val="20"/>
-        </w:numPr>
-        <w:spacing w:before="100" w:beforeAutospacing="1" w:after="100" w:afterAutospacing="1" w:line="240" w:lineRule="auto"/>
-        <w:rPr>
-          <w:rFonts w:ascii="Times New Roman" w:eastAsia="Times New Roman" w:hAnsi="Times New Roman" w:cs="Times New Roman"/>
-          <w:sz w:val="24"/>
-          <w:szCs w:val="24"/>
-        </w:rPr>
-      </w:pPr>
-      <w:r>
-        <w:rPr>
-          <w:rFonts w:ascii="Times New Roman" w:eastAsia="Times New Roman" w:hAnsi="Times New Roman" w:cs="Times New Roman"/>
-          <w:b/>
-          <w:bCs/>
-          <w:sz w:val="24"/>
-          <w:szCs w:val="24"/>
-        </w:rPr>
-        <w:t>Software Testing &amp; Quality Assurance</w:t>
-      </w:r>
-    </w:p>
-    <w:p>
-      <w:pPr>
-        <w:numPr>
-          <w:ilvl w:val="0"/>
-          <w:numId w:val="20"/>
-        </w:numPr>
-        <w:spacing w:before="100" w:beforeAutospacing="1" w:after="100" w:afterAutospacing="1" w:line="240" w:lineRule="auto"/>
-        <w:rPr>
-          <w:rFonts w:ascii="Times New Roman" w:eastAsia="Times New Roman" w:hAnsi="Times New Roman" w:cs="Times New Roman"/>
-          <w:sz w:val="24"/>
-          <w:szCs w:val="24"/>
-        </w:rPr>
-      </w:pPr>
-      <w:r>
-        <w:rPr>
-          <w:rFonts w:ascii="Times New Roman" w:eastAsia="Times New Roman" w:hAnsi="Times New Roman" w:cs="Times New Roman"/>
-          <w:b/>
-          <w:bCs/>
-          <w:sz w:val="24"/>
-          <w:szCs w:val="24"/>
-        </w:rPr>
-        <w:t>Technology Consulting &amp; IT Strategy</w:t>
-      </w:r>
-    </w:p>
-    <w:p>
-      <w:pPr>
-        <w:numPr>
-          <w:ilvl w:val="0"/>
-          <w:numId w:val="20"/>
-        </w:numPr>
-        <w:spacing w:before="100" w:beforeAutospacing="1" w:after="100" w:afterAutospacing="1" w:line="240" w:lineRule="auto"/>
-        <w:rPr>
-          <w:rFonts w:ascii="Times New Roman" w:eastAsia="Times New Roman" w:hAnsi="Times New Roman" w:cs="Times New Roman"/>
-          <w:sz w:val="24"/>
-          <w:szCs w:val="24"/>
-        </w:rPr>
-      </w:pPr>
-      <w:r>
-        <w:rPr>
-          <w:rFonts w:ascii="Times New Roman" w:eastAsia="Times New Roman" w:hAnsi="Times New Roman" w:cs="Times New Roman"/>
-          <w:b/>
-          <w:bCs/>
-          <w:sz w:val="24"/>
-          <w:szCs w:val="24"/>
-        </w:rPr>
-        <w:t>System Integration &amp; Modernization</w:t>
-      </w:r>
-    </w:p>
-    <w:p>
-      <w:pPr>
-        <w:spacing w:before="100" w:beforeAutospacing="1" w:after="100" w:afterAutospacing="1" w:line="240" w:lineRule="auto"/>
-        <w:rPr>
-          <w:rFonts w:ascii="Times New Roman" w:eastAsia="Times New Roman" w:hAnsi="Times New Roman" w:cs="Times New Roman"/>
-          <w:sz w:val="24"/>
-          <w:szCs w:val="24"/>
-        </w:rPr>
-      </w:pPr>
-      <w:r>
-        <w:rPr>
-          <w:rFonts w:ascii="Times New Roman" w:eastAsia="Times New Roman" w:hAnsi="Times New Roman" w:cs="Times New Roman"/>
-          <w:sz w:val="24"/>
-          <w:szCs w:val="24"/>
-        </w:rPr>
-        <w:t>We help businesses transition into the future with smart, integrated, cloud-driven software.</w:t>
-      </w:r>
-    </w:p>
-    <w:p>
-      <w:pPr>
-        <w:spacing w:before="100" w:beforeAutospacing="1" w:after="100" w:afterAutospacing="1" w:line="240" w:lineRule="auto"/>
-        <w:rPr>
-          <w:rFonts w:ascii="Times New Roman" w:eastAsia="Times New Roman" w:hAnsi="Times New Roman" w:cs="Times New Roman"/>
-          <w:sz w:val="24"/>
-          <w:szCs w:val="24"/>
-        </w:rPr>
-      </w:pPr>
-    </w:p>
-    <w:p>
-      <w:pPr>
-        <w:spacing w:before="100" w:beforeAutospacing="1" w:after="0" w:line="240" w:lineRule="auto"/>
-        <w:outlineLvl w:val="2"/>
-        <w:rPr>
-          <w:rFonts w:ascii="Times New Roman" w:eastAsia="Times New Roman" w:hAnsi="Times New Roman" w:cs="Times New Roman"/>
-          <w:b/>
-          <w:bCs/>
-          <w:sz w:val="52"/>
-          <w:szCs w:val="27"/>
-        </w:rPr>
-      </w:pPr>
-      <w:r>
-        <w:rPr>
-          <w:rFonts w:ascii="Times New Roman" w:eastAsia="Times New Roman" w:hAnsi="Times New Roman" w:cs="Times New Roman"/>
-          <w:b/>
-          <w:bCs/>
-          <w:sz w:val="52"/>
-          <w:szCs w:val="27"/>
-        </w:rPr>
-        <w:t xml:space="preserve">3.b </w:t>
-      </w:r>
-      <w:r>
-        <w:rPr>
-          <w:rFonts w:ascii="Times New Roman" w:eastAsia="Times New Roman" w:hAnsi="Times New Roman" w:cs="Times New Roman"/>
-          <w:b/>
-          <w:bCs/>
-          <w:sz w:val="52"/>
-          <w:szCs w:val="27"/>
-        </w:rPr>
-        <w:t>Smart Solutions</w:t>
-      </w:r>
-    </w:p>
-    <w:p>
-      <w:pPr>
-        <w:numPr>
-          <w:ilvl w:val="0"/>
-          <w:numId w:val="24"/>
-        </w:numPr>
-        <w:spacing w:before="100" w:beforeAutospacing="1" w:after="0" w:line="240" w:lineRule="auto"/>
-        <w:rPr>
-          <w:rFonts w:ascii="Times New Roman" w:eastAsia="Times New Roman" w:hAnsi="Times New Roman" w:cs="Times New Roman"/>
-          <w:sz w:val="24"/>
-          <w:szCs w:val="24"/>
-        </w:rPr>
-      </w:pPr>
-      <w:r>
-        <w:rPr>
-          <w:rFonts w:ascii="Times New Roman" w:eastAsia="Times New Roman" w:hAnsi="Times New Roman" w:cs="Times New Roman"/>
-          <w:sz w:val="24"/>
-          <w:szCs w:val="24"/>
-        </w:rPr>
-        <w:t>Smart Home Technologies</w:t>
-      </w:r>
-    </w:p>
-    <w:p>
-      <w:pPr>
-        <w:numPr>
-          <w:ilvl w:val="0"/>
-          <w:numId w:val="24"/>
-        </w:numPr>
-        <w:spacing w:before="100" w:beforeAutospacing="1" w:after="0" w:line="240" w:lineRule="auto"/>
-        <w:rPr>
-          <w:rFonts w:ascii="Times New Roman" w:eastAsia="Times New Roman" w:hAnsi="Times New Roman" w:cs="Times New Roman"/>
-          <w:sz w:val="24"/>
-          <w:szCs w:val="24"/>
-        </w:rPr>
-      </w:pPr>
-      <w:r>
-        <w:rPr>
-          <w:rFonts w:ascii="Times New Roman" w:eastAsia="Times New Roman" w:hAnsi="Times New Roman" w:cs="Times New Roman"/>
-          <w:sz w:val="24"/>
-          <w:szCs w:val="24"/>
-        </w:rPr>
-        <w:t>Smart Office &amp; Automation</w:t>
-      </w:r>
-    </w:p>
-    <w:p>
-      <w:pPr>
-        <w:numPr>
-          <w:ilvl w:val="0"/>
-          <w:numId w:val="24"/>
-        </w:numPr>
-        <w:spacing w:before="100" w:beforeAutospacing="1" w:after="0" w:line="240" w:lineRule="auto"/>
-        <w:rPr>
-          <w:rFonts w:ascii="Times New Roman" w:eastAsia="Times New Roman" w:hAnsi="Times New Roman" w:cs="Times New Roman"/>
-          <w:sz w:val="24"/>
-          <w:szCs w:val="24"/>
-        </w:rPr>
-      </w:pPr>
-      <w:r>
-        <w:rPr>
-          <w:rFonts w:ascii="Times New Roman" w:eastAsia="Times New Roman" w:hAnsi="Times New Roman" w:cs="Times New Roman"/>
-          <w:sz w:val="24"/>
-          <w:szCs w:val="24"/>
-        </w:rPr>
-        <w:t>Green Energy Monitoring</w:t>
-      </w:r>
-    </w:p>
-    <w:p>
-      <w:pPr>
-        <w:numPr>
-          <w:ilvl w:val="0"/>
-          <w:numId w:val="24"/>
-        </w:numPr>
-        <w:spacing w:before="100" w:beforeAutospacing="1" w:after="0" w:line="240" w:lineRule="auto"/>
-        <w:rPr>
-          <w:rFonts w:ascii="Times New Roman" w:eastAsia="Times New Roman" w:hAnsi="Times New Roman" w:cs="Times New Roman"/>
-          <w:sz w:val="24"/>
-          <w:szCs w:val="24"/>
-        </w:rPr>
-      </w:pPr>
-      <w:r>
-        <w:rPr>
-          <w:rFonts w:ascii="Times New Roman" w:eastAsia="Times New Roman" w:hAnsi="Times New Roman" w:cs="Times New Roman"/>
-          <w:sz w:val="24"/>
-          <w:szCs w:val="24"/>
-        </w:rPr>
-        <w:t>Surveillance &amp; Access Control</w:t>
-      </w:r>
-    </w:p>
-    <w:p>
-      <w:pPr>
-        <w:numPr>
-          <w:ilvl w:val="0"/>
-          <w:numId w:val="24"/>
-        </w:numPr>
-        <w:spacing w:before="100" w:beforeAutospacing="1" w:after="0" w:line="240" w:lineRule="auto"/>
-        <w:rPr>
-          <w:rFonts w:ascii="Times New Roman" w:eastAsia="Times New Roman" w:hAnsi="Times New Roman" w:cs="Times New Roman"/>
-          <w:sz w:val="24"/>
-          <w:szCs w:val="24"/>
-        </w:rPr>
-      </w:pPr>
-      <w:r>
-        <w:rPr>
-          <w:rFonts w:ascii="Times New Roman" w:eastAsia="Times New Roman" w:hAnsi="Times New Roman" w:cs="Times New Roman"/>
-          <w:sz w:val="24"/>
-          <w:szCs w:val="24"/>
-        </w:rPr>
-        <w:t>Climate Control Solutions</w:t>
-      </w:r>
-    </w:p>
-    <w:p>
-      <w:pPr>
-        <w:numPr>
-          <w:ilvl w:val="0"/>
-          <w:numId w:val="24"/>
-        </w:numPr>
-        <w:spacing w:before="100" w:beforeAutospacing="1" w:after="0" w:line="240" w:lineRule="auto"/>
-        <w:rPr>
-          <w:rFonts w:ascii="Times New Roman" w:eastAsia="Times New Roman" w:hAnsi="Times New Roman" w:cs="Times New Roman"/>
-          <w:sz w:val="24"/>
-          <w:szCs w:val="24"/>
-        </w:rPr>
-      </w:pPr>
-      <w:r>
-        <w:rPr>
-          <w:rFonts w:ascii="Times New Roman" w:eastAsia="Times New Roman" w:hAnsi="Times New Roman" w:cs="Times New Roman"/>
-          <w:sz w:val="24"/>
-          <w:szCs w:val="24"/>
-        </w:rPr>
-        <w:t>Smart Furniture</w:t>
-      </w:r>
-    </w:p>
-    <w:p>
-      <w:pPr>
-        <w:numPr>
-          <w:ilvl w:val="0"/>
-          <w:numId w:val="24"/>
-        </w:numPr>
-        <w:spacing w:before="100" w:beforeAutospacing="1" w:after="0" w:line="240" w:lineRule="auto"/>
-        <w:rPr>
-          <w:rFonts w:ascii="Times New Roman" w:eastAsia="Times New Roman" w:hAnsi="Times New Roman" w:cs="Times New Roman"/>
-          <w:sz w:val="24"/>
-          <w:szCs w:val="24"/>
-        </w:rPr>
-      </w:pPr>
-      <w:proofErr w:type="spellStart"/>
-      <w:r>
-        <w:rPr>
-          <w:rFonts w:ascii="Times New Roman" w:eastAsia="Times New Roman" w:hAnsi="Times New Roman" w:cs="Times New Roman"/>
-          <w:sz w:val="24"/>
-          <w:szCs w:val="24"/>
-        </w:rPr>
-        <w:t>IoT</w:t>
-      </w:r>
-      <w:proofErr w:type="spellEnd"/>
-      <w:r>
-        <w:rPr>
-          <w:rFonts w:ascii="Times New Roman" w:eastAsia="Times New Roman" w:hAnsi="Times New Roman" w:cs="Times New Roman"/>
-          <w:sz w:val="24"/>
-          <w:szCs w:val="24"/>
-        </w:rPr>
-        <w:t xml:space="preserve"> Device Retail Store</w:t>
-      </w:r>
-    </w:p>
-    <w:p>
-      <w:pPr>
-        <w:spacing w:after="0" w:line="240" w:lineRule="auto"/>
-        <w:rPr>
-          <w:rFonts w:ascii="Times New Roman" w:eastAsia="Times New Roman" w:hAnsi="Times New Roman" w:cs="Times New Roman"/>
-          <w:sz w:val="24"/>
-          <w:szCs w:val="24"/>
-        </w:rPr>
-      </w:pPr>
-    </w:p>
-    <w:p>
-      <w:pPr>
-        <w:spacing w:after="0" w:line="240" w:lineRule="auto"/>
-        <w:rPr>
-          <w:rFonts w:ascii="Times New Roman" w:eastAsia="Times New Roman" w:hAnsi="Times New Roman" w:cs="Times New Roman"/>
-          <w:sz w:val="24"/>
-          <w:szCs w:val="24"/>
-        </w:rPr>
-      </w:pPr>
-      <w:r>
-        <w:rPr>
-          <w:rFonts w:ascii="Times New Roman" w:eastAsia="Times New Roman" w:hAnsi="Times New Roman" w:cs="Times New Roman"/>
-          <w:sz w:val="24"/>
-          <w:szCs w:val="24"/>
-        </w:rPr>
-        <w:pict>
-          <v:rect id="_x0000_i1096" style="width:0;height:1.5pt" o:hralign="center" o:hrstd="t" o:hr="t" fillcolor="#a0a0a0" stroked="f"/>
-        </w:pict>
-      </w:r>
-    </w:p>
-    <w:p>
-      <w:pPr>
-        <w:spacing w:before="100" w:beforeAutospacing="1" w:after="100" w:afterAutospacing="1" w:line="240" w:lineRule="auto"/>
-        <w:outlineLvl w:val="0"/>
-        <w:rPr>
-          <w:rFonts w:ascii="Times New Roman" w:eastAsia="Times New Roman" w:hAnsi="Times New Roman" w:cs="Times New Roman"/>
-          <w:b/>
-          <w:bCs/>
-          <w:kern w:val="36"/>
-          <w:sz w:val="48"/>
-          <w:szCs w:val="48"/>
-        </w:rPr>
-      </w:pPr>
+      <w:bookmarkStart w:id="0" w:name="_GoBack"/>
+      <w:bookmarkEnd w:id="0"/>
       <w:r>
         <w:rPr>
           <w:rFonts w:ascii="Times New Roman" w:eastAsia="Times New Roman" w:hAnsi="Times New Roman" w:cs="Times New Roman"/>
@@ -3624,19 +199,7 @@
           <w:sz w:val="27"/>
           <w:szCs w:val="27"/>
         </w:rPr>
-        <w:t>IT Infrastructure Revamp for Corpora</w:t>
-      </w:r>
-      <w:bookmarkStart w:id="0" w:name="_GoBack"/>
-      <w:bookmarkEnd w:id="0"/>
-      <w:r>
-        <w:rPr>
-          <w:rFonts w:ascii="Times New Roman" w:eastAsia="Times New Roman" w:hAnsi="Times New Roman" w:cs="Times New Roman"/>
-          <w:b/>
-          <w:bCs/>
-          <w:sz w:val="27"/>
-          <w:szCs w:val="27"/>
-        </w:rPr>
-        <w:t>te Client</w:t>
+        <w:t>IT Infrastructure Revamp for Corporate Client</w:t>
       </w:r>
     </w:p>
     <w:p>
@@ -3708,335 +271,6 @@
         <w:t xml:space="preserve"> sensor network enabling real-time analytics and predictive maintenance.</w:t>
       </w:r>
     </w:p>
-    <w:p>
-      <w:pPr>
-        <w:spacing w:after="0" w:line="240" w:lineRule="auto"/>
-        <w:rPr>
-          <w:rFonts w:ascii="Times New Roman" w:eastAsia="Times New Roman" w:hAnsi="Times New Roman" w:cs="Times New Roman"/>
-          <w:sz w:val="24"/>
-          <w:szCs w:val="24"/>
-        </w:rPr>
-      </w:pPr>
-    </w:p>
-    <w:p>
-      <w:pPr>
-        <w:spacing w:after="0" w:line="240" w:lineRule="auto"/>
-        <w:rPr>
-          <w:rFonts w:ascii="Times New Roman" w:eastAsia="Times New Roman" w:hAnsi="Times New Roman" w:cs="Times New Roman"/>
-          <w:sz w:val="24"/>
-          <w:szCs w:val="24"/>
-        </w:rPr>
-      </w:pPr>
-      <w:r>
-        <w:rPr>
-          <w:rFonts w:ascii="Times New Roman" w:eastAsia="Times New Roman" w:hAnsi="Times New Roman" w:cs="Times New Roman"/>
-          <w:sz w:val="24"/>
-          <w:szCs w:val="24"/>
-        </w:rPr>
-        <w:pict>
-          <v:rect id="_x0000_i1099" style="width:0;height:1.5pt" o:hralign="center" o:hrstd="t" o:hr="t" fillcolor="#a0a0a0" stroked="f"/>
-        </w:pict>
-      </w:r>
-    </w:p>
-    <w:p>
-      <w:pPr>
-        <w:spacing w:before="100" w:beforeAutospacing="1" w:after="100" w:afterAutospacing="1" w:line="240" w:lineRule="auto"/>
-        <w:outlineLvl w:val="0"/>
-        <w:rPr>
-          <w:rFonts w:ascii="Times New Roman" w:eastAsia="Times New Roman" w:hAnsi="Times New Roman" w:cs="Times New Roman"/>
-          <w:b/>
-          <w:bCs/>
-          <w:kern w:val="36"/>
-          <w:sz w:val="48"/>
-          <w:szCs w:val="48"/>
-        </w:rPr>
-      </w:pPr>
-      <w:r>
-        <w:rPr>
-          <w:rFonts w:ascii="Times New Roman" w:eastAsia="Times New Roman" w:hAnsi="Times New Roman" w:cs="Times New Roman"/>
-          <w:b/>
-          <w:bCs/>
-          <w:kern w:val="36"/>
-          <w:sz w:val="48"/>
-          <w:szCs w:val="48"/>
-        </w:rPr>
-        <w:lastRenderedPageBreak/>
-        <w:t>5</w:t>
-      </w:r>
-      <w:r>
-        <w:rPr>
-          <w:rFonts w:ascii="Times New Roman" w:eastAsia="Times New Roman" w:hAnsi="Times New Roman" w:cs="Times New Roman"/>
-          <w:b/>
-          <w:bCs/>
-          <w:kern w:val="36"/>
-          <w:sz w:val="48"/>
-          <w:szCs w:val="48"/>
-        </w:rPr>
-        <w:t>. CONTACT US</w:t>
-      </w:r>
-    </w:p>
-    <w:p>
-      <w:pPr>
-        <w:spacing w:before="100" w:beforeAutospacing="1" w:after="100" w:afterAutospacing="1" w:line="240" w:lineRule="auto"/>
-        <w:outlineLvl w:val="2"/>
-        <w:rPr>
-          <w:rFonts w:ascii="Times New Roman" w:eastAsia="Times New Roman" w:hAnsi="Times New Roman" w:cs="Times New Roman"/>
-          <w:b/>
-          <w:bCs/>
-          <w:sz w:val="27"/>
-          <w:szCs w:val="27"/>
-        </w:rPr>
-      </w:pPr>
-      <w:r>
-        <w:rPr>
-          <w:rFonts w:ascii="Times New Roman" w:eastAsia="Times New Roman" w:hAnsi="Times New Roman" w:cs="Times New Roman"/>
-          <w:b/>
-          <w:bCs/>
-          <w:sz w:val="27"/>
-          <w:szCs w:val="27"/>
-        </w:rPr>
-        <w:t>Let’s Build the Future Together</w:t>
-      </w:r>
-    </w:p>
-    <w:p>
-      <w:pPr>
-        <w:spacing w:before="100" w:beforeAutospacing="1" w:after="100" w:afterAutospacing="1" w:line="240" w:lineRule="auto"/>
-        <w:rPr>
-          <w:rFonts w:ascii="Times New Roman" w:eastAsia="Times New Roman" w:hAnsi="Times New Roman" w:cs="Times New Roman"/>
-          <w:sz w:val="24"/>
-          <w:szCs w:val="24"/>
-        </w:rPr>
-      </w:pPr>
-      <w:r>
-        <w:rPr>
-          <w:rFonts w:ascii="Segoe UI Symbol" w:eastAsia="Times New Roman" w:hAnsi="Segoe UI Symbol" w:cs="Segoe UI Symbol"/>
-          <w:sz w:val="24"/>
-          <w:szCs w:val="24"/>
-        </w:rPr>
-        <w:t>📍</w:t>
-      </w:r>
-      <w:r>
-        <w:rPr>
-          <w:rFonts w:ascii="Times New Roman" w:eastAsia="Times New Roman" w:hAnsi="Times New Roman" w:cs="Times New Roman"/>
-          <w:sz w:val="24"/>
-          <w:szCs w:val="24"/>
-        </w:rPr>
-        <w:t xml:space="preserve"> </w:t>
-      </w:r>
-      <w:r>
-        <w:rPr>
-          <w:rFonts w:ascii="Times New Roman" w:eastAsia="Times New Roman" w:hAnsi="Times New Roman" w:cs="Times New Roman"/>
-          <w:b/>
-          <w:bCs/>
-          <w:sz w:val="24"/>
-          <w:szCs w:val="24"/>
-        </w:rPr>
-        <w:t>Physical Address:</w:t>
-      </w:r>
-      <w:r>
-        <w:rPr>
-          <w:rFonts w:ascii="Times New Roman" w:eastAsia="Times New Roman" w:hAnsi="Times New Roman" w:cs="Times New Roman"/>
-          <w:sz w:val="24"/>
-          <w:szCs w:val="24"/>
-        </w:rPr>
-        <w:br/>
-        <w:t>50 Mulder Street</w:t>
-      </w:r>
-      <w:r>
-        <w:rPr>
-          <w:rFonts w:ascii="Times New Roman" w:eastAsia="Times New Roman" w:hAnsi="Times New Roman" w:cs="Times New Roman"/>
-          <w:sz w:val="24"/>
-          <w:szCs w:val="24"/>
-        </w:rPr>
-        <w:br/>
-        <w:t>The Reeds, Centurion</w:t>
-      </w:r>
-      <w:r>
-        <w:rPr>
-          <w:rFonts w:ascii="Times New Roman" w:eastAsia="Times New Roman" w:hAnsi="Times New Roman" w:cs="Times New Roman"/>
-          <w:sz w:val="24"/>
-          <w:szCs w:val="24"/>
-        </w:rPr>
-        <w:br/>
-        <w:t>Pretoria, 0061</w:t>
-      </w:r>
-      <w:r>
-        <w:rPr>
-          <w:rFonts w:ascii="Times New Roman" w:eastAsia="Times New Roman" w:hAnsi="Times New Roman" w:cs="Times New Roman"/>
-          <w:sz w:val="24"/>
-          <w:szCs w:val="24"/>
-        </w:rPr>
-        <w:br/>
-        <w:t>South Africa</w:t>
-      </w:r>
-    </w:p>
-    <w:p>
-      <w:pPr>
-        <w:spacing w:before="100" w:beforeAutospacing="1" w:after="100" w:afterAutospacing="1" w:line="240" w:lineRule="auto"/>
-        <w:rPr>
-          <w:rFonts w:ascii="Times New Roman" w:eastAsia="Times New Roman" w:hAnsi="Times New Roman" w:cs="Times New Roman"/>
-          <w:sz w:val="24"/>
-          <w:szCs w:val="24"/>
-        </w:rPr>
-      </w:pPr>
-      <w:r>
-        <w:rPr>
-          <w:rFonts w:ascii="Segoe UI Symbol" w:eastAsia="Times New Roman" w:hAnsi="Segoe UI Symbol" w:cs="Segoe UI Symbol"/>
-          <w:sz w:val="24"/>
-          <w:szCs w:val="24"/>
-        </w:rPr>
-        <w:t>📞</w:t>
-      </w:r>
-      <w:r>
-        <w:rPr>
-          <w:rFonts w:ascii="Times New Roman" w:eastAsia="Times New Roman" w:hAnsi="Times New Roman" w:cs="Times New Roman"/>
-          <w:sz w:val="24"/>
-          <w:szCs w:val="24"/>
-        </w:rPr>
-        <w:t xml:space="preserve"> </w:t>
-      </w:r>
-      <w:r>
-        <w:rPr>
-          <w:rFonts w:ascii="Times New Roman" w:eastAsia="Times New Roman" w:hAnsi="Times New Roman" w:cs="Times New Roman"/>
-          <w:b/>
-          <w:bCs/>
-          <w:sz w:val="24"/>
-          <w:szCs w:val="24"/>
-        </w:rPr>
-        <w:t>Phone:</w:t>
-      </w:r>
-      <w:r>
-        <w:rPr>
-          <w:rFonts w:ascii="Times New Roman" w:eastAsia="Times New Roman" w:hAnsi="Times New Roman" w:cs="Times New Roman"/>
-          <w:sz w:val="24"/>
-          <w:szCs w:val="24"/>
-        </w:rPr>
-        <w:br/>
-        <w:t>+27 61 985 8045</w:t>
-      </w:r>
-      <w:r>
-        <w:rPr>
-          <w:rFonts w:ascii="Times New Roman" w:eastAsia="Times New Roman" w:hAnsi="Times New Roman" w:cs="Times New Roman"/>
-          <w:sz w:val="24"/>
-          <w:szCs w:val="24"/>
-        </w:rPr>
-        <w:br/>
-        <w:t>+267 74 314 082</w:t>
-      </w:r>
-    </w:p>
-    <w:p>
-      <w:pPr>
-        <w:spacing w:before="100" w:beforeAutospacing="1" w:after="100" w:afterAutospacing="1" w:line="240" w:lineRule="auto"/>
-        <w:rPr>
-          <w:rFonts w:ascii="Times New Roman" w:eastAsia="Times New Roman" w:hAnsi="Times New Roman" w:cs="Times New Roman"/>
-          <w:sz w:val="24"/>
-          <w:szCs w:val="24"/>
-        </w:rPr>
-      </w:pPr>
-      <w:r>
-        <w:rPr>
-          <w:rFonts w:ascii="Segoe UI Symbol" w:eastAsia="Times New Roman" w:hAnsi="Segoe UI Symbol" w:cs="Segoe UI Symbol"/>
-          <w:sz w:val="24"/>
-          <w:szCs w:val="24"/>
-        </w:rPr>
-        <w:t>📧</w:t>
-      </w:r>
-      <w:r>
-        <w:rPr>
-          <w:rFonts w:ascii="Times New Roman" w:eastAsia="Times New Roman" w:hAnsi="Times New Roman" w:cs="Times New Roman"/>
-          <w:sz w:val="24"/>
-          <w:szCs w:val="24"/>
-        </w:rPr>
-        <w:t xml:space="preserve"> </w:t>
-      </w:r>
-      <w:r>
-        <w:rPr>
-          <w:rFonts w:ascii="Times New Roman" w:eastAsia="Times New Roman" w:hAnsi="Times New Roman" w:cs="Times New Roman"/>
-          <w:b/>
-          <w:bCs/>
-          <w:sz w:val="24"/>
-          <w:szCs w:val="24"/>
-        </w:rPr>
-        <w:t>Email:</w:t>
-      </w:r>
-      <w:r>
-        <w:rPr>
-          <w:rFonts w:ascii="Times New Roman" w:eastAsia="Times New Roman" w:hAnsi="Times New Roman" w:cs="Times New Roman"/>
-          <w:sz w:val="24"/>
-          <w:szCs w:val="24"/>
-        </w:rPr>
-        <w:br/>
-        <w:t>admin@visiontechinternational.co.za</w:t>
-      </w:r>
-    </w:p>
-    <w:p>
-      <w:pPr>
-        <w:spacing w:before="100" w:beforeAutospacing="1" w:after="100" w:afterAutospacing="1" w:line="240" w:lineRule="auto"/>
-        <w:rPr>
-          <w:rFonts w:ascii="Times New Roman" w:eastAsia="Times New Roman" w:hAnsi="Times New Roman" w:cs="Times New Roman"/>
-          <w:sz w:val="24"/>
-          <w:szCs w:val="24"/>
-        </w:rPr>
-      </w:pPr>
-      <w:r>
-        <w:rPr>
-          <w:rFonts w:ascii="Times New Roman" w:eastAsia="Times New Roman" w:hAnsi="Times New Roman" w:cs="Times New Roman"/>
-          <w:b/>
-          <w:bCs/>
-          <w:sz w:val="24"/>
-          <w:szCs w:val="24"/>
-        </w:rPr>
-        <w:t>Business Hours:</w:t>
-      </w:r>
-      <w:r>
-        <w:rPr>
-          <w:rFonts w:ascii="Times New Roman" w:eastAsia="Times New Roman" w:hAnsi="Times New Roman" w:cs="Times New Roman"/>
-          <w:sz w:val="24"/>
-          <w:szCs w:val="24"/>
-        </w:rPr>
-        <w:br/>
-        <w:t>Mon–Fri: 08:00 – 17:00</w:t>
-      </w:r>
-      <w:r>
-        <w:rPr>
-          <w:rFonts w:ascii="Times New Roman" w:eastAsia="Times New Roman" w:hAnsi="Times New Roman" w:cs="Times New Roman"/>
-          <w:sz w:val="24"/>
-          <w:szCs w:val="24"/>
-        </w:rPr>
-        <w:br/>
-        <w:t>Saturday: 09:00 – 13:00</w:t>
-      </w:r>
-      <w:r>
-        <w:rPr>
-          <w:rFonts w:ascii="Times New Roman" w:eastAsia="Times New Roman" w:hAnsi="Times New Roman" w:cs="Times New Roman"/>
-          <w:sz w:val="24"/>
-          <w:szCs w:val="24"/>
-        </w:rPr>
-        <w:br/>
-        <w:t>Sunday &amp; Holidays: Closed</w:t>
-      </w:r>
-    </w:p>
-    <w:p>
-      <w:pPr>
-        <w:spacing w:before="100" w:beforeAutospacing="1" w:after="100" w:afterAutospacing="1" w:line="240" w:lineRule="auto"/>
-        <w:rPr>
-          <w:rFonts w:ascii="Times New Roman" w:eastAsia="Times New Roman" w:hAnsi="Times New Roman" w:cs="Times New Roman"/>
-          <w:sz w:val="24"/>
-          <w:szCs w:val="24"/>
-        </w:rPr>
-      </w:pPr>
-      <w:r>
-        <w:rPr>
-          <w:rFonts w:ascii="Times New Roman" w:eastAsia="Times New Roman" w:hAnsi="Times New Roman" w:cs="Times New Roman"/>
-          <w:b/>
-          <w:bCs/>
-          <w:sz w:val="24"/>
-          <w:szCs w:val="24"/>
-        </w:rPr>
-        <w:t>Send Us a Message →</w:t>
-      </w:r>
-    </w:p>
-    <w:p/>
     <w:sectPr>
       <w:pgSz w:w="12240" w:h="15840"/>
       <w:pgMar w:top="1440" w:right="1440" w:bottom="1440" w:left="1440" w:header="720" w:footer="720" w:gutter="0"/>
